--- a/Sistema_Autorizaciones/SISLICBACK/document/PATRON_RESOL_OTROS.docx
+++ b/Sistema_Autorizaciones/SISLICBACK/document/PATRON_RESOL_OTROS.docx
@@ -1,6 +1,6 @@
 
 <file path=word/document.xml><?xml version="1.0" encoding="utf-8"?>
-<w:document xmlns:wpc="http://schemas.microsoft.com/office/word/2010/wordprocessingCanvas" xmlns:cx="http://schemas.microsoft.com/office/drawing/2014/chartex" xmlns:cx1="http://schemas.microsoft.com/office/drawing/2015/9/8/chartex" xmlns:cx2="http://schemas.microsoft.com/office/drawing/2015/10/21/chartex" xmlns:cx3="http://schemas.microsoft.com/office/drawing/2016/5/9/chartex" xmlns:cx4="http://schemas.microsoft.com/office/drawing/2016/5/10/chartex" xmlns:cx5="http://schemas.microsoft.com/office/drawing/2016/5/11/chartex" xmlns:cx6="http://schemas.microsoft.com/office/drawing/2016/5/12/chartex" xmlns:cx7="http://schemas.microsoft.com/office/drawing/2016/5/13/chartex" xmlns:cx8="http://schemas.microsoft.com/office/drawing/2016/5/14/chartex" xmlns:mc="http://schemas.openxmlformats.org/markup-compatibility/2006" xmlns:aink="http://schemas.microsoft.com/office/drawing/2016/ink" xmlns:am3d="http://schemas.microsoft.com/office/drawing/2017/model3d" xmlns:o="urn:schemas-microsoft-com:office:office" xmlns:oel="http://schemas.microsoft.com/office/2019/extlst" xmlns:r="http://schemas.openxmlformats.org/officeDocument/2006/relationships" xmlns:m="http://schemas.openxmlformats.org/officeDocument/2006/math" xmlns:v="urn:schemas-microsoft-com:vml" xmlns:wp14="http://schemas.microsoft.com/office/word/2010/wordprocessingDrawing" xmlns:wp="http://schemas.openxmlformats.org/drawingml/2006/wordprocessingDrawing" xmlns:w10="urn:schemas-microsoft-com:office:word" xmlns:w="http://schemas.openxmlformats.org/wordprocessingml/2006/main" xmlns:w14="http://schemas.microsoft.com/office/word/2010/wordml" xmlns:w15="http://schemas.microsoft.com/office/word/2012/wordml" xmlns:w16cex="http://schemas.microsoft.com/office/word/2018/wordml/cex" xmlns:w16cid="http://schemas.microsoft.com/office/word/2016/wordml/cid" xmlns:w16="http://schemas.microsoft.com/office/word/2018/wordml" xmlns:w16du="http://schemas.microsoft.com/office/word/2023/wordml/word16du" xmlns:w16sdtdh="http://schemas.microsoft.com/office/word/2020/wordml/sdtdatahash" xmlns:w16se="http://schemas.microsoft.com/office/word/2015/wordml/symex" xmlns:wpg="http://schemas.microsoft.com/office/word/2010/wordprocessingGroup" xmlns:wpi="http://schemas.microsoft.com/office/word/2010/wordprocessingInk" xmlns:wne="http://schemas.microsoft.com/office/word/2006/wordml" xmlns:wps="http://schemas.microsoft.com/office/word/2010/wordprocessingShape" mc:Ignorable="w14 w15 w16se w16cid w16 w16cex w16sdtdh w16du wp14">
+<w:document xmlns:wpc="http://schemas.microsoft.com/office/word/2010/wordprocessingCanvas" xmlns:cx="http://schemas.microsoft.com/office/drawing/2014/chartex" xmlns:cx1="http://schemas.microsoft.com/office/drawing/2015/9/8/chartex" xmlns:cx2="http://schemas.microsoft.com/office/drawing/2015/10/21/chartex" xmlns:cx3="http://schemas.microsoft.com/office/drawing/2016/5/9/chartex" xmlns:cx4="http://schemas.microsoft.com/office/drawing/2016/5/10/chartex" xmlns:cx5="http://schemas.microsoft.com/office/drawing/2016/5/11/chartex" xmlns:cx6="http://schemas.microsoft.com/office/drawing/2016/5/12/chartex" xmlns:cx7="http://schemas.microsoft.com/office/drawing/2016/5/13/chartex" xmlns:cx8="http://schemas.microsoft.com/office/drawing/2016/5/14/chartex" xmlns:mc="http://schemas.openxmlformats.org/markup-compatibility/2006" xmlns:aink="http://schemas.microsoft.com/office/drawing/2016/ink" xmlns:am3d="http://schemas.microsoft.com/office/drawing/2017/model3d" xmlns:o="urn:schemas-microsoft-com:office:office" xmlns:oel="http://schemas.microsoft.com/office/2019/extlst" xmlns:r="http://schemas.openxmlformats.org/officeDocument/2006/relationships" xmlns:m="http://schemas.openxmlformats.org/officeDocument/2006/math" xmlns:v="urn:schemas-microsoft-com:vml" xmlns:wp14="http://schemas.microsoft.com/office/word/2010/wordprocessingDrawing" xmlns:wp="http://schemas.openxmlformats.org/drawingml/2006/wordprocessingDrawing" xmlns:w10="urn:schemas-microsoft-com:office:word" xmlns:w="http://schemas.openxmlformats.org/wordprocessingml/2006/main" xmlns:w14="http://schemas.microsoft.com/office/word/2010/wordml" xmlns:w15="http://schemas.microsoft.com/office/word/2012/wordml" xmlns:w16cex="http://schemas.microsoft.com/office/word/2018/wordml/cex" xmlns:w16cid="http://schemas.microsoft.com/office/word/2016/wordml/cid" xmlns:w16="http://schemas.microsoft.com/office/word/2018/wordml" xmlns:w16du="http://schemas.microsoft.com/office/word/2023/wordml/word16du" xmlns:w16sdtdh="http://schemas.microsoft.com/office/word/2020/wordml/sdtdatahash" xmlns:w16sdtfl="http://schemas.microsoft.com/office/word/2024/wordml/sdtformatlock" xmlns:w16se="http://schemas.microsoft.com/office/word/2015/wordml/symex" xmlns:wpg="http://schemas.microsoft.com/office/word/2010/wordprocessingGroup" xmlns:wpi="http://schemas.microsoft.com/office/word/2010/wordprocessingInk" xmlns:wne="http://schemas.microsoft.com/office/word/2006/wordml" xmlns:wps="http://schemas.microsoft.com/office/word/2010/wordprocessingShape" mc:Ignorable="w14 w15 w16se w16cid w16 w16cex w16sdtdh w16sdtfl w16du wp14">
   <w:body>
     <w:p>
       <w:pPr>
@@ -127,22 +127,393 @@
         </w:rPr>
         <w:t xml:space="preserve"> </w:t>
       </w:r>
-      <w:proofErr w:type="spellStart"/>
-      <w:r>
-        <w:rPr>
-          <w:rFonts w:ascii="Arial Narrow" w:eastAsia="Times New Roman" w:hAnsi="Arial Narrow" w:cs="Arial"/>
-          <w:b/>
+      <w:r>
+        <w:rPr>
+          <w:rFonts w:ascii="Arial Narrow" w:eastAsia="Times New Roman" w:hAnsi="Arial Narrow" w:cs="Arial"/>
+          <w:b/>
+          <w:sz w:val="20"/>
+          <w:szCs w:val="20"/>
+          <w:lang w:val="es-ES"/>
+        </w:rPr>
+        <w:t xml:space="preserve">N° </w:t>
+      </w:r>
+      <w:r>
+        <w:rPr>
+          <w:rFonts w:ascii="Arial Narrow" w:eastAsia="Times New Roman" w:hAnsi="Arial Narrow" w:cs="Arial"/>
+          <w:b/>
+          <w:sz w:val="20"/>
+          <w:szCs w:val="20"/>
+          <w:highlight w:val="yellow"/>
+          <w:lang w:val="es-ES"/>
+        </w:rPr>
+        <w:fldChar w:fldCharType="begin"/>
+      </w:r>
+      <w:r>
+        <w:rPr>
+          <w:rFonts w:ascii="Arial Narrow" w:eastAsia="Times New Roman" w:hAnsi="Arial Narrow" w:cs="Arial"/>
+          <w:b/>
+          <w:sz w:val="20"/>
+          <w:szCs w:val="20"/>
+          <w:highlight w:val="yellow"/>
+          <w:lang w:val="es-ES"/>
+        </w:rPr>
+        <w:instrText xml:space="preserve"> MERGEFIELD N_DE_EXPEDIENTE_2025 </w:instrText>
+      </w:r>
+      <w:r>
+        <w:rPr>
+          <w:rFonts w:ascii="Arial Narrow" w:eastAsia="Times New Roman" w:hAnsi="Arial Narrow" w:cs="Arial"/>
+          <w:b/>
+          <w:sz w:val="20"/>
+          <w:szCs w:val="20"/>
+          <w:highlight w:val="yellow"/>
+          <w:lang w:val="es-ES"/>
+        </w:rPr>
+        <w:fldChar w:fldCharType="separate"/>
+      </w:r>
+      <w:r>
+        <w:rPr>
+          <w:rFonts w:ascii="Arial Narrow" w:eastAsia="Times New Roman" w:hAnsi="Arial Narrow" w:cs="Arial"/>
+          <w:b/>
+          <w:sz w:val="20"/>
+          <w:szCs w:val="20"/>
+          <w:highlight w:val="yellow"/>
+          <w:lang w:val="es-ES"/>
+        </w:rPr>
+        <w:t>«N_DE</w:t>
+      </w:r>
+      <w:r>
+        <w:rPr>
+          <w:rFonts w:ascii="Arial Narrow" w:eastAsia="Times New Roman" w:hAnsi="Arial Narrow" w:cs="Arial"/>
+          <w:b/>
+          <w:sz w:val="20"/>
+          <w:szCs w:val="20"/>
+          <w:highlight w:val="yellow"/>
+          <w:lang w:val="es-ES"/>
+        </w:rPr>
+        <w:t>L</w:t>
+      </w:r>
+      <w:r>
+        <w:rPr>
+          <w:rFonts w:ascii="Arial Narrow" w:eastAsia="Times New Roman" w:hAnsi="Arial Narrow" w:cs="Arial"/>
+          <w:b/>
+          <w:sz w:val="20"/>
+          <w:szCs w:val="20"/>
+          <w:highlight w:val="yellow"/>
+          <w:lang w:val="es-ES"/>
+        </w:rPr>
+        <w:t>_EXPEDIENTE»</w:t>
+      </w:r>
+      <w:r>
+        <w:rPr>
+          <w:rFonts w:ascii="Arial Narrow" w:eastAsia="Times New Roman" w:hAnsi="Arial Narrow" w:cs="Arial"/>
+          <w:b/>
+          <w:sz w:val="20"/>
+          <w:szCs w:val="20"/>
+          <w:highlight w:val="yellow"/>
+          <w:lang w:val="es-ES"/>
+        </w:rPr>
+        <w:fldChar w:fldCharType="end"/>
+      </w:r>
+      <w:r>
+        <w:rPr>
+          <w:rFonts w:ascii="Arial Narrow" w:eastAsia="Times New Roman" w:hAnsi="Arial Narrow" w:cs="Arial"/>
+          <w:b/>
+          <w:sz w:val="20"/>
+          <w:szCs w:val="20"/>
+          <w:lang w:val="es-ES"/>
+        </w:rPr>
+        <w:t xml:space="preserve">, </w:t>
+      </w:r>
+      <w:r>
+        <w:rPr>
+          <w:rFonts w:ascii="Arial Narrow" w:eastAsia="Times New Roman" w:hAnsi="Arial Narrow" w:cs="Arial"/>
+          <w:sz w:val="20"/>
+          <w:szCs w:val="20"/>
+          <w:lang w:val="es-ES"/>
+        </w:rPr>
+        <w:t>de fecha</w:t>
+      </w:r>
+      <w:r>
+        <w:rPr>
+          <w:rFonts w:ascii="Arial Narrow" w:eastAsia="Times New Roman" w:hAnsi="Arial Narrow" w:cs="Arial"/>
+          <w:sz w:val="20"/>
+          <w:szCs w:val="20"/>
+          <w:lang w:val="es-ES"/>
+        </w:rPr>
+        <w:t xml:space="preserve"> </w:t>
+      </w:r>
+      <w:r>
+        <w:rPr>
+          <w:rFonts w:ascii="Arial Narrow" w:eastAsia="Times New Roman" w:hAnsi="Arial Narrow" w:cs="Arial"/>
+          <w:b/>
+          <w:sz w:val="20"/>
+          <w:szCs w:val="20"/>
+          <w:highlight w:val="yellow"/>
+          <w:lang w:val="es-ES"/>
+        </w:rPr>
+        <w:fldChar w:fldCharType="begin"/>
+      </w:r>
+      <w:r>
+        <w:rPr>
+          <w:rFonts w:ascii="Arial Narrow" w:eastAsia="Times New Roman" w:hAnsi="Arial Narrow" w:cs="Arial"/>
+          <w:b/>
+          <w:sz w:val="20"/>
+          <w:szCs w:val="20"/>
+          <w:highlight w:val="yellow"/>
+          <w:lang w:val="es-ES"/>
+        </w:rPr>
+        <w:instrText xml:space="preserve"> MERGEFIELD N_DE_EXPEDIENTE_2025 </w:instrText>
+      </w:r>
+      <w:r>
+        <w:rPr>
+          <w:rFonts w:ascii="Arial Narrow" w:eastAsia="Times New Roman" w:hAnsi="Arial Narrow" w:cs="Arial"/>
+          <w:b/>
+          <w:sz w:val="20"/>
+          <w:szCs w:val="20"/>
+          <w:highlight w:val="yellow"/>
+          <w:lang w:val="es-ES"/>
+        </w:rPr>
+        <w:fldChar w:fldCharType="separate"/>
+      </w:r>
+      <w:r>
+        <w:rPr>
+          <w:rFonts w:ascii="Arial Narrow" w:eastAsia="Times New Roman" w:hAnsi="Arial Narrow" w:cs="Arial"/>
+          <w:b/>
+          <w:sz w:val="20"/>
+          <w:szCs w:val="20"/>
+          <w:highlight w:val="yellow"/>
+          <w:lang w:val="es-ES"/>
+        </w:rPr>
+        <w:t>«</w:t>
+      </w:r>
+      <w:r>
+        <w:rPr>
+          <w:rFonts w:ascii="Arial Narrow" w:eastAsia="Times New Roman" w:hAnsi="Arial Narrow" w:cs="Arial"/>
+          <w:b/>
+          <w:sz w:val="20"/>
+          <w:szCs w:val="20"/>
+          <w:highlight w:val="yellow"/>
+          <w:lang w:val="es-ES"/>
+        </w:rPr>
+        <w:t>FECHA_DEL_EXPEDIENTE</w:t>
+      </w:r>
+      <w:r>
+        <w:rPr>
+          <w:rFonts w:ascii="Arial Narrow" w:eastAsia="Times New Roman" w:hAnsi="Arial Narrow" w:cs="Arial"/>
+          <w:b/>
+          <w:sz w:val="20"/>
+          <w:szCs w:val="20"/>
+          <w:highlight w:val="yellow"/>
+          <w:lang w:val="es-ES"/>
+        </w:rPr>
+        <w:t>»</w:t>
+      </w:r>
+      <w:r>
+        <w:rPr>
+          <w:rFonts w:ascii="Arial Narrow" w:eastAsia="Times New Roman" w:hAnsi="Arial Narrow" w:cs="Arial"/>
+          <w:b/>
+          <w:sz w:val="20"/>
+          <w:szCs w:val="20"/>
+          <w:highlight w:val="yellow"/>
+          <w:lang w:val="es-ES"/>
+        </w:rPr>
+        <w:fldChar w:fldCharType="end"/>
+      </w:r>
+      <w:r>
+        <w:rPr>
+          <w:rFonts w:ascii="Arial Narrow" w:eastAsia="Times New Roman" w:hAnsi="Arial Narrow" w:cs="Arial"/>
+          <w:b/>
+          <w:sz w:val="20"/>
+          <w:szCs w:val="20"/>
+          <w:lang w:val="es-ES"/>
+        </w:rPr>
+        <w:t xml:space="preserve">, </w:t>
+      </w:r>
+      <w:r>
+        <w:rPr>
+          <w:rFonts w:ascii="Arial Narrow" w:eastAsia="Times New Roman" w:hAnsi="Arial Narrow" w:cs="Arial"/>
+          <w:sz w:val="20"/>
+          <w:szCs w:val="20"/>
+          <w:lang w:val="es-ES"/>
+        </w:rPr>
+        <w:t>seguido por el administrado(a):</w:t>
+      </w:r>
+      <w:r>
+        <w:rPr>
+          <w:rFonts w:ascii="Arial Narrow" w:eastAsia="Times New Roman" w:hAnsi="Arial Narrow" w:cs="Arial"/>
+          <w:spacing w:val="-5"/>
+          <w:sz w:val="20"/>
+          <w:szCs w:val="20"/>
+          <w:lang w:val="es-ES"/>
+        </w:rPr>
+        <w:t xml:space="preserve"> </w:t>
+      </w:r>
+      <w:r>
+        <w:rPr>
+          <w:rFonts w:ascii="Arial Narrow" w:eastAsia="Times New Roman" w:hAnsi="Arial Narrow" w:cs="Arial"/>
+          <w:b/>
+          <w:sz w:val="20"/>
+          <w:szCs w:val="20"/>
+          <w:highlight w:val="yellow"/>
+          <w:lang w:val="es-ES"/>
+        </w:rPr>
+        <w:fldChar w:fldCharType="begin"/>
+      </w:r>
+      <w:r>
+        <w:rPr>
+          <w:rFonts w:ascii="Arial Narrow" w:eastAsia="Times New Roman" w:hAnsi="Arial Narrow" w:cs="Arial"/>
+          <w:b/>
+          <w:sz w:val="20"/>
+          <w:szCs w:val="20"/>
+          <w:highlight w:val="yellow"/>
+          <w:lang w:val="es-ES"/>
+        </w:rPr>
+        <w:instrText xml:space="preserve"> MERGEFIELD N_DE_EXPEDIENTE_2025 </w:instrText>
+      </w:r>
+      <w:r>
+        <w:rPr>
+          <w:rFonts w:ascii="Arial Narrow" w:eastAsia="Times New Roman" w:hAnsi="Arial Narrow" w:cs="Arial"/>
+          <w:b/>
+          <w:sz w:val="20"/>
+          <w:szCs w:val="20"/>
+          <w:highlight w:val="yellow"/>
+          <w:lang w:val="es-ES"/>
+        </w:rPr>
+        <w:fldChar w:fldCharType="separate"/>
+      </w:r>
+      <w:r>
+        <w:rPr>
+          <w:rFonts w:ascii="Arial Narrow" w:eastAsia="Times New Roman" w:hAnsi="Arial Narrow" w:cs="Arial"/>
+          <w:b/>
+          <w:sz w:val="20"/>
+          <w:szCs w:val="20"/>
+          <w:highlight w:val="yellow"/>
+          <w:lang w:val="es-ES"/>
+        </w:rPr>
+        <w:t>«</w:t>
+      </w:r>
+      <w:r>
+        <w:rPr>
+          <w:rFonts w:ascii="Arial Narrow" w:eastAsia="Times New Roman" w:hAnsi="Arial Narrow" w:cs="Arial"/>
+          <w:b/>
+          <w:sz w:val="20"/>
+          <w:szCs w:val="20"/>
+          <w:highlight w:val="yellow"/>
+          <w:lang w:val="es-ES"/>
+        </w:rPr>
+        <w:t>NOMBRE</w:t>
+      </w:r>
+      <w:r>
+        <w:rPr>
+          <w:rFonts w:ascii="Arial Narrow" w:eastAsia="Times New Roman" w:hAnsi="Arial Narrow" w:cs="Arial"/>
+          <w:b/>
+          <w:sz w:val="20"/>
+          <w:szCs w:val="20"/>
+          <w:highlight w:val="yellow"/>
+          <w:lang w:val="es-ES"/>
+        </w:rPr>
+        <w:t>»</w:t>
+      </w:r>
+      <w:r>
+        <w:rPr>
+          <w:rFonts w:ascii="Arial Narrow" w:eastAsia="Times New Roman" w:hAnsi="Arial Narrow" w:cs="Arial"/>
+          <w:b/>
+          <w:sz w:val="20"/>
+          <w:szCs w:val="20"/>
+          <w:highlight w:val="yellow"/>
+          <w:lang w:val="es-ES"/>
+        </w:rPr>
+        <w:fldChar w:fldCharType="end"/>
+      </w:r>
+      <w:r>
+        <w:rPr>
+          <w:rFonts w:ascii="Arial Narrow" w:eastAsia="Times New Roman" w:hAnsi="Arial Narrow" w:cs="Arial"/>
+          <w:sz w:val="20"/>
+          <w:szCs w:val="20"/>
+          <w:lang w:val="es-ES"/>
+        </w:rPr>
+        <w:t>,</w:t>
+      </w:r>
+      <w:r>
+        <w:rPr>
+          <w:rFonts w:ascii="Arial Narrow" w:eastAsia="Times New Roman" w:hAnsi="Arial Narrow" w:cs="Arial"/>
+          <w:spacing w:val="-5"/>
+          <w:sz w:val="20"/>
+          <w:szCs w:val="20"/>
+          <w:lang w:val="es-ES"/>
+        </w:rPr>
+        <w:t xml:space="preserve"> </w:t>
+      </w:r>
+      <w:r>
+        <w:rPr>
+          <w:rFonts w:ascii="Arial Narrow" w:eastAsia="Times New Roman" w:hAnsi="Arial Narrow" w:cs="Arial"/>
+          <w:sz w:val="20"/>
+          <w:szCs w:val="20"/>
+          <w:lang w:val="es-ES"/>
+        </w:rPr>
+        <w:t>identificado</w:t>
+      </w:r>
+      <w:r>
+        <w:rPr>
+          <w:rFonts w:ascii="Arial Narrow" w:eastAsia="Times New Roman" w:hAnsi="Arial Narrow" w:cs="Arial"/>
+          <w:spacing w:val="-6"/>
+          <w:sz w:val="20"/>
+          <w:szCs w:val="20"/>
+          <w:lang w:val="es-ES"/>
+        </w:rPr>
+        <w:t xml:space="preserve"> </w:t>
+      </w:r>
+      <w:r>
+        <w:rPr>
+          <w:rFonts w:ascii="Arial Narrow" w:eastAsia="Times New Roman" w:hAnsi="Arial Narrow" w:cs="Arial"/>
+          <w:sz w:val="20"/>
+          <w:szCs w:val="20"/>
+          <w:lang w:val="es-ES"/>
+        </w:rPr>
+        <w:t>con</w:t>
+      </w:r>
+      <w:r>
+        <w:rPr>
+          <w:rFonts w:ascii="Arial Narrow" w:eastAsia="Times New Roman" w:hAnsi="Arial Narrow" w:cs="Arial"/>
+          <w:spacing w:val="-6"/>
+          <w:sz w:val="20"/>
+          <w:szCs w:val="20"/>
+          <w:lang w:val="es-ES"/>
+        </w:rPr>
+        <w:t xml:space="preserve"> </w:t>
+      </w:r>
+      <w:r>
+        <w:rPr>
+          <w:rFonts w:ascii="Arial Narrow" w:eastAsia="Times New Roman" w:hAnsi="Arial Narrow" w:cs="Arial"/>
+          <w:sz w:val="20"/>
+          <w:szCs w:val="20"/>
+          <w:lang w:val="es-ES"/>
+        </w:rPr>
+        <w:t>DNI</w:t>
+      </w:r>
+      <w:r>
+        <w:rPr>
+          <w:rFonts w:ascii="Arial Narrow" w:eastAsia="Times New Roman" w:hAnsi="Arial Narrow" w:cs="Arial"/>
+          <w:spacing w:val="-7"/>
+          <w:sz w:val="20"/>
+          <w:szCs w:val="20"/>
+          <w:lang w:val="es-ES"/>
+        </w:rPr>
+        <w:t xml:space="preserve"> </w:t>
+      </w:r>
+      <w:r>
+        <w:rPr>
+          <w:rFonts w:ascii="Arial Narrow" w:eastAsia="Times New Roman" w:hAnsi="Arial Narrow" w:cs="Arial"/>
           <w:sz w:val="20"/>
           <w:szCs w:val="20"/>
           <w:lang w:val="es-ES"/>
         </w:rPr>
         <w:t>N°</w:t>
       </w:r>
-      <w:proofErr w:type="spellEnd"/>
-      <w:r>
-        <w:rPr>
-          <w:rFonts w:ascii="Arial Narrow" w:eastAsia="Times New Roman" w:hAnsi="Arial Narrow" w:cs="Arial"/>
-          <w:b/>
+      <w:r>
+        <w:rPr>
+          <w:rFonts w:ascii="Arial Narrow" w:eastAsia="Times New Roman" w:hAnsi="Arial Narrow" w:cs="Arial"/>
+          <w:spacing w:val="-3"/>
           <w:sz w:val="20"/>
           <w:szCs w:val="20"/>
           <w:lang w:val="es-ES"/>
@@ -191,29 +562,29 @@
           <w:highlight w:val="yellow"/>
           <w:lang w:val="es-ES"/>
         </w:rPr>
-        <w:t>«N_DE</w:t>
-      </w:r>
-      <w:r>
-        <w:rPr>
-          <w:rFonts w:ascii="Arial Narrow" w:eastAsia="Times New Roman" w:hAnsi="Arial Narrow" w:cs="Arial"/>
-          <w:b/>
-          <w:sz w:val="20"/>
-          <w:szCs w:val="20"/>
-          <w:highlight w:val="yellow"/>
-          <w:lang w:val="es-ES"/>
-        </w:rPr>
-        <w:t>L</w:t>
-      </w:r>
-      <w:r>
-        <w:rPr>
-          <w:rFonts w:ascii="Arial Narrow" w:eastAsia="Times New Roman" w:hAnsi="Arial Narrow" w:cs="Arial"/>
-          <w:b/>
-          <w:sz w:val="20"/>
-          <w:szCs w:val="20"/>
-          <w:highlight w:val="yellow"/>
-          <w:lang w:val="es-ES"/>
-        </w:rPr>
-        <w:t>_EXPEDIENTE»</w:t>
+        <w:t>«</w:t>
+      </w:r>
+      <w:r>
+        <w:rPr>
+          <w:rFonts w:ascii="Arial Narrow" w:eastAsia="Times New Roman" w:hAnsi="Arial Narrow" w:cs="Arial"/>
+          <w:b/>
+          <w:sz w:val="20"/>
+          <w:szCs w:val="20"/>
+          <w:highlight w:val="yellow"/>
+          <w:lang w:val="es-ES"/>
+        </w:rPr>
+        <w:t>DNI</w:t>
+      </w:r>
+      <w:r>
+        <w:rPr>
+          <w:rFonts w:ascii="Arial Narrow" w:eastAsia="Times New Roman" w:hAnsi="Arial Narrow" w:cs="Arial"/>
+          <w:b/>
+          <w:sz w:val="20"/>
+          <w:szCs w:val="20"/>
+          <w:highlight w:val="yellow"/>
+          <w:lang w:val="es-ES"/>
+        </w:rPr>
+        <w:t>»</w:t>
       </w:r>
       <w:r>
         <w:rPr>
@@ -229,37 +600,47 @@
       <w:r>
         <w:rPr>
           <w:rFonts w:ascii="Arial Narrow" w:eastAsia="Times New Roman" w:hAnsi="Arial Narrow" w:cs="Arial"/>
-          <w:b/>
-          <w:sz w:val="20"/>
-          <w:szCs w:val="20"/>
-          <w:lang w:val="es-ES"/>
-        </w:rPr>
-        <w:t>-2025</w:t>
-      </w:r>
-      <w:r>
-        <w:rPr>
-          <w:rFonts w:ascii="Arial Narrow" w:eastAsia="Times New Roman" w:hAnsi="Arial Narrow" w:cs="Arial"/>
-          <w:b/>
-          <w:sz w:val="20"/>
-          <w:szCs w:val="20"/>
-          <w:lang w:val="es-ES"/>
-        </w:rPr>
-        <w:t xml:space="preserve">, </w:t>
-      </w:r>
-      <w:r>
-        <w:rPr>
-          <w:rFonts w:ascii="Arial Narrow" w:eastAsia="Times New Roman" w:hAnsi="Arial Narrow" w:cs="Arial"/>
-          <w:sz w:val="20"/>
-          <w:szCs w:val="20"/>
-          <w:lang w:val="es-ES"/>
-        </w:rPr>
-        <w:t>de fecha</w:t>
-      </w:r>
-      <w:r>
-        <w:rPr>
-          <w:rFonts w:ascii="Arial Narrow" w:eastAsia="Times New Roman" w:hAnsi="Arial Narrow" w:cs="Arial"/>
-          <w:sz w:val="20"/>
-          <w:szCs w:val="20"/>
+          <w:sz w:val="20"/>
+          <w:szCs w:val="20"/>
+          <w:lang w:val="es-ES"/>
+        </w:rPr>
+        <w:t xml:space="preserve">, quien solicita </w:t>
+      </w:r>
+      <w:r>
+        <w:rPr>
+          <w:rFonts w:ascii="Arial Narrow" w:eastAsia="Times New Roman" w:hAnsi="Arial Narrow" w:cs="Arial"/>
+          <w:sz w:val="20"/>
+          <w:szCs w:val="20"/>
+          <w:u w:val="single"/>
+          <w:lang w:val="es-ES"/>
+        </w:rPr>
+        <w:t>autorización temporal para ubicar un módulo movible para el desarrollo de la</w:t>
+      </w:r>
+      <w:r>
+        <w:rPr>
+          <w:rFonts w:ascii="Arial Narrow" w:eastAsia="Times New Roman" w:hAnsi="Arial Narrow" w:cs="Arial"/>
+          <w:sz w:val="20"/>
+          <w:szCs w:val="20"/>
+          <w:lang w:val="es-ES"/>
+        </w:rPr>
+        <w:t xml:space="preserve"> </w:t>
+      </w:r>
+      <w:r>
+        <w:rPr>
+          <w:rFonts w:ascii="Arial Narrow" w:eastAsia="Times New Roman" w:hAnsi="Arial Narrow" w:cs="Arial"/>
+          <w:sz w:val="20"/>
+          <w:szCs w:val="20"/>
+          <w:u w:val="single"/>
+          <w:lang w:val="es-ES"/>
+        </w:rPr>
+        <w:t>actividad económica para el giro de</w:t>
+      </w:r>
+      <w:r>
+        <w:rPr>
+          <w:rFonts w:ascii="Arial Narrow" w:eastAsia="Times New Roman" w:hAnsi="Arial Narrow" w:cs="Arial"/>
+          <w:sz w:val="20"/>
+          <w:szCs w:val="20"/>
+          <w:u w:val="single"/>
           <w:lang w:val="es-ES"/>
         </w:rPr>
         <w:t xml:space="preserve"> </w:t>
@@ -317,7 +698,7 @@
           <w:highlight w:val="yellow"/>
           <w:lang w:val="es-ES"/>
         </w:rPr>
-        <w:t>FECHA_DEL_EXPEDIENTE</w:t>
+        <w:t>GIRO</w:t>
       </w:r>
       <w:r>
         <w:rPr>
@@ -347,35 +728,6 @@
           <w:b/>
           <w:sz w:val="20"/>
           <w:szCs w:val="20"/>
-          <w:lang w:val="es-ES"/>
-        </w:rPr>
-        <w:t xml:space="preserve">, </w:t>
-      </w:r>
-      <w:r>
-        <w:rPr>
-          <w:rFonts w:ascii="Arial Narrow" w:eastAsia="Times New Roman" w:hAnsi="Arial Narrow" w:cs="Arial"/>
-          <w:sz w:val="20"/>
-          <w:szCs w:val="20"/>
-          <w:lang w:val="es-ES"/>
-        </w:rPr>
-        <w:t>seguido por el administrado(a):</w:t>
-      </w:r>
-      <w:r>
-        <w:rPr>
-          <w:rFonts w:ascii="Arial Narrow" w:eastAsia="Times New Roman" w:hAnsi="Arial Narrow" w:cs="Arial"/>
-          <w:spacing w:val="-5"/>
-          <w:sz w:val="20"/>
-          <w:szCs w:val="20"/>
-          <w:lang w:val="es-ES"/>
-        </w:rPr>
-        <w:t xml:space="preserve"> </w:t>
-      </w:r>
-      <w:r>
-        <w:rPr>
-          <w:rFonts w:ascii="Arial Narrow" w:eastAsia="Times New Roman" w:hAnsi="Arial Narrow" w:cs="Arial"/>
-          <w:b/>
-          <w:sz w:val="20"/>
-          <w:szCs w:val="20"/>
           <w:highlight w:val="yellow"/>
           <w:lang w:val="es-ES"/>
         </w:rPr>
@@ -423,7 +775,7 @@
           <w:highlight w:val="yellow"/>
           <w:lang w:val="es-ES"/>
         </w:rPr>
-        <w:t>NOMBRE</w:t>
+        <w:t>OBS</w:t>
       </w:r>
       <w:r>
         <w:rPr>
@@ -459,484 +811,99 @@
       <w:r>
         <w:rPr>
           <w:rFonts w:ascii="Arial Narrow" w:eastAsia="Times New Roman" w:hAnsi="Arial Narrow" w:cs="Arial"/>
-          <w:spacing w:val="-5"/>
-          <w:sz w:val="20"/>
-          <w:szCs w:val="20"/>
-          <w:lang w:val="es-ES"/>
-        </w:rPr>
-        <w:t xml:space="preserve"> </w:t>
-      </w:r>
-      <w:r>
-        <w:rPr>
-          <w:rFonts w:ascii="Arial Narrow" w:eastAsia="Times New Roman" w:hAnsi="Arial Narrow" w:cs="Arial"/>
-          <w:sz w:val="20"/>
-          <w:szCs w:val="20"/>
-          <w:lang w:val="es-ES"/>
-        </w:rPr>
-        <w:t>identificado</w:t>
-      </w:r>
-      <w:r>
-        <w:rPr>
-          <w:rFonts w:ascii="Arial Narrow" w:eastAsia="Times New Roman" w:hAnsi="Arial Narrow" w:cs="Arial"/>
-          <w:spacing w:val="-6"/>
-          <w:sz w:val="20"/>
-          <w:szCs w:val="20"/>
-          <w:lang w:val="es-ES"/>
-        </w:rPr>
-        <w:t xml:space="preserve"> </w:t>
-      </w:r>
-      <w:r>
-        <w:rPr>
-          <w:rFonts w:ascii="Arial Narrow" w:eastAsia="Times New Roman" w:hAnsi="Arial Narrow" w:cs="Arial"/>
-          <w:sz w:val="20"/>
-          <w:szCs w:val="20"/>
-          <w:lang w:val="es-ES"/>
-        </w:rPr>
-        <w:t>con</w:t>
-      </w:r>
-      <w:r>
-        <w:rPr>
-          <w:rFonts w:ascii="Arial Narrow" w:eastAsia="Times New Roman" w:hAnsi="Arial Narrow" w:cs="Arial"/>
-          <w:spacing w:val="-6"/>
-          <w:sz w:val="20"/>
-          <w:szCs w:val="20"/>
-          <w:lang w:val="es-ES"/>
-        </w:rPr>
-        <w:t xml:space="preserve"> </w:t>
-      </w:r>
-      <w:r>
-        <w:rPr>
-          <w:rFonts w:ascii="Arial Narrow" w:eastAsia="Times New Roman" w:hAnsi="Arial Narrow" w:cs="Arial"/>
-          <w:sz w:val="20"/>
-          <w:szCs w:val="20"/>
-          <w:lang w:val="es-ES"/>
-        </w:rPr>
-        <w:t>DNI</w:t>
-      </w:r>
-      <w:r>
-        <w:rPr>
-          <w:rFonts w:ascii="Arial Narrow" w:eastAsia="Times New Roman" w:hAnsi="Arial Narrow" w:cs="Arial"/>
-          <w:spacing w:val="-7"/>
-          <w:sz w:val="20"/>
-          <w:szCs w:val="20"/>
-          <w:lang w:val="es-ES"/>
-        </w:rPr>
-        <w:t xml:space="preserve"> </w:t>
-      </w:r>
-      <w:proofErr w:type="spellStart"/>
-      <w:r>
-        <w:rPr>
-          <w:rFonts w:ascii="Arial Narrow" w:eastAsia="Times New Roman" w:hAnsi="Arial Narrow" w:cs="Arial"/>
-          <w:sz w:val="20"/>
-          <w:szCs w:val="20"/>
-          <w:lang w:val="es-ES"/>
-        </w:rPr>
-        <w:t>N°</w:t>
-      </w:r>
-      <w:proofErr w:type="spellEnd"/>
-      <w:r>
-        <w:rPr>
-          <w:rFonts w:ascii="Arial Narrow" w:eastAsia="Times New Roman" w:hAnsi="Arial Narrow" w:cs="Arial"/>
-          <w:spacing w:val="-3"/>
-          <w:sz w:val="20"/>
-          <w:szCs w:val="20"/>
-          <w:lang w:val="es-ES"/>
-        </w:rPr>
-        <w:t xml:space="preserve"> </w:t>
-      </w:r>
-      <w:r>
-        <w:rPr>
-          <w:rFonts w:ascii="Arial Narrow" w:eastAsia="Times New Roman" w:hAnsi="Arial Narrow" w:cs="Arial"/>
-          <w:b/>
-          <w:sz w:val="20"/>
-          <w:szCs w:val="20"/>
-          <w:highlight w:val="yellow"/>
-          <w:lang w:val="es-ES"/>
+          <w:spacing w:val="-1"/>
+          <w:sz w:val="20"/>
+          <w:szCs w:val="20"/>
+          <w:lang w:val="es-ES"/>
+        </w:rPr>
+        <w:t xml:space="preserve"> </w:t>
+      </w:r>
+      <w:r>
+        <w:rPr>
+          <w:rFonts w:ascii="Arial Narrow" w:eastAsia="Times New Roman" w:hAnsi="Arial Narrow" w:cs="Arial"/>
+          <w:sz w:val="20"/>
+          <w:szCs w:val="20"/>
+          <w:lang w:val="es-ES"/>
+        </w:rPr>
+        <w:t>ubicado</w:t>
+      </w:r>
+      <w:r>
+        <w:rPr>
+          <w:rFonts w:ascii="Arial Narrow" w:eastAsia="Times New Roman" w:hAnsi="Arial Narrow" w:cs="Arial"/>
+          <w:spacing w:val="-1"/>
+          <w:sz w:val="20"/>
+          <w:szCs w:val="20"/>
+          <w:lang w:val="es-ES"/>
+        </w:rPr>
+        <w:t xml:space="preserve"> </w:t>
+      </w:r>
+      <w:r>
+        <w:rPr>
+          <w:rFonts w:ascii="Arial Narrow" w:eastAsia="Times New Roman" w:hAnsi="Arial Narrow" w:cs="Arial"/>
+          <w:sz w:val="20"/>
+          <w:szCs w:val="20"/>
+          <w:lang w:val="es-ES"/>
+        </w:rPr>
+        <w:t xml:space="preserve">en </w:t>
+      </w:r>
+      <w:r>
+        <w:rPr>
+          <w:rFonts w:ascii="Arial" w:hAnsi="Arial" w:cs="Arial"/>
+          <w:b/>
+          <w:noProof/>
+          <w:sz w:val="20"/>
+          <w:highlight w:val="yellow"/>
         </w:rPr>
         <w:fldChar w:fldCharType="begin"/>
       </w:r>
       <w:r>
         <w:rPr>
-          <w:rFonts w:ascii="Arial Narrow" w:eastAsia="Times New Roman" w:hAnsi="Arial Narrow" w:cs="Arial"/>
-          <w:b/>
-          <w:sz w:val="20"/>
-          <w:szCs w:val="20"/>
-          <w:highlight w:val="yellow"/>
-          <w:lang w:val="es-ES"/>
-        </w:rPr>
-        <w:instrText xml:space="preserve"> MERGEFIELD N_DE_EXPEDIENTE_2025 </w:instrText>
-      </w:r>
-      <w:r>
-        <w:rPr>
-          <w:rFonts w:ascii="Arial Narrow" w:eastAsia="Times New Roman" w:hAnsi="Arial Narrow" w:cs="Arial"/>
-          <w:b/>
-          <w:sz w:val="20"/>
-          <w:szCs w:val="20"/>
-          <w:highlight w:val="yellow"/>
-          <w:lang w:val="es-ES"/>
+          <w:rFonts w:ascii="Arial" w:hAnsi="Arial" w:cs="Arial"/>
+          <w:b/>
+          <w:noProof/>
+          <w:sz w:val="20"/>
+          <w:highlight w:val="yellow"/>
+        </w:rPr>
+        <w:instrText xml:space="preserve"> MERGEFIELD DNI </w:instrText>
+      </w:r>
+      <w:r>
+        <w:rPr>
+          <w:rFonts w:ascii="Arial" w:hAnsi="Arial" w:cs="Arial"/>
+          <w:b/>
+          <w:noProof/>
+          <w:sz w:val="20"/>
+          <w:highlight w:val="yellow"/>
         </w:rPr>
         <w:fldChar w:fldCharType="separate"/>
       </w:r>
       <w:r>
         <w:rPr>
-          <w:rFonts w:ascii="Arial Narrow" w:eastAsia="Times New Roman" w:hAnsi="Arial Narrow" w:cs="Arial"/>
-          <w:b/>
-          <w:sz w:val="20"/>
-          <w:szCs w:val="20"/>
-          <w:highlight w:val="yellow"/>
-          <w:lang w:val="es-ES"/>
-        </w:rPr>
-        <w:t>«</w:t>
-      </w:r>
-      <w:r>
-        <w:rPr>
-          <w:rFonts w:ascii="Arial Narrow" w:eastAsia="Times New Roman" w:hAnsi="Arial Narrow" w:cs="Arial"/>
-          <w:b/>
-          <w:sz w:val="20"/>
-          <w:szCs w:val="20"/>
-          <w:highlight w:val="yellow"/>
-          <w:lang w:val="es-ES"/>
-        </w:rPr>
-        <w:t>DNI</w:t>
-      </w:r>
-      <w:r>
-        <w:rPr>
-          <w:rFonts w:ascii="Arial Narrow" w:eastAsia="Times New Roman" w:hAnsi="Arial Narrow" w:cs="Arial"/>
-          <w:b/>
-          <w:sz w:val="20"/>
-          <w:szCs w:val="20"/>
-          <w:highlight w:val="yellow"/>
-          <w:lang w:val="es-ES"/>
-        </w:rPr>
-        <w:t>»</w:t>
-      </w:r>
-      <w:r>
-        <w:rPr>
-          <w:rFonts w:ascii="Arial Narrow" w:eastAsia="Times New Roman" w:hAnsi="Arial Narrow" w:cs="Arial"/>
-          <w:b/>
-          <w:sz w:val="20"/>
-          <w:szCs w:val="20"/>
-          <w:highlight w:val="yellow"/>
-          <w:lang w:val="es-ES"/>
+          <w:rFonts w:ascii="Arial" w:hAnsi="Arial" w:cs="Arial"/>
+          <w:b/>
+          <w:noProof/>
+          <w:sz w:val="20"/>
+          <w:highlight w:val="yellow"/>
+        </w:rPr>
+        <w:t>«COORD»</w:t>
+      </w:r>
+      <w:r>
+        <w:rPr>
+          <w:rFonts w:ascii="Arial" w:hAnsi="Arial" w:cs="Arial"/>
+          <w:b/>
+          <w:noProof/>
+          <w:sz w:val="20"/>
+          <w:highlight w:val="yellow"/>
         </w:rPr>
         <w:fldChar w:fldCharType="end"/>
       </w:r>
       <w:r>
         <w:rPr>
-          <w:rFonts w:ascii="Arial Narrow" w:eastAsia="Times New Roman" w:hAnsi="Arial Narrow" w:cs="Arial"/>
-          <w:sz w:val="20"/>
-          <w:szCs w:val="20"/>
-          <w:lang w:val="es-ES"/>
-        </w:rPr>
-        <w:t xml:space="preserve">, quien solicita </w:t>
-      </w:r>
-      <w:r>
-        <w:rPr>
-          <w:rFonts w:ascii="Arial Narrow" w:eastAsia="Times New Roman" w:hAnsi="Arial Narrow" w:cs="Arial"/>
-          <w:sz w:val="20"/>
-          <w:szCs w:val="20"/>
-          <w:u w:val="single"/>
-          <w:lang w:val="es-ES"/>
-        </w:rPr>
-        <w:t>autorización temporal para ubicar un módulo movible para el desarrollo de la</w:t>
-      </w:r>
-      <w:r>
-        <w:rPr>
-          <w:rFonts w:ascii="Arial Narrow" w:eastAsia="Times New Roman" w:hAnsi="Arial Narrow" w:cs="Arial"/>
-          <w:sz w:val="20"/>
-          <w:szCs w:val="20"/>
-          <w:lang w:val="es-ES"/>
-        </w:rPr>
-        <w:t xml:space="preserve"> </w:t>
-      </w:r>
-      <w:r>
-        <w:rPr>
-          <w:rFonts w:ascii="Arial Narrow" w:eastAsia="Times New Roman" w:hAnsi="Arial Narrow" w:cs="Arial"/>
-          <w:sz w:val="20"/>
-          <w:szCs w:val="20"/>
-          <w:u w:val="single"/>
-          <w:lang w:val="es-ES"/>
-        </w:rPr>
-        <w:t>actividad económica para el giro de</w:t>
-      </w:r>
-      <w:r>
-        <w:rPr>
-          <w:rFonts w:ascii="Arial Narrow" w:eastAsia="Times New Roman" w:hAnsi="Arial Narrow" w:cs="Arial"/>
-          <w:sz w:val="20"/>
-          <w:szCs w:val="20"/>
-          <w:u w:val="single"/>
-          <w:lang w:val="es-ES"/>
-        </w:rPr>
-        <w:t xml:space="preserve"> </w:t>
-      </w:r>
-      <w:r>
-        <w:rPr>
-          <w:rFonts w:ascii="Arial Narrow" w:eastAsia="Times New Roman" w:hAnsi="Arial Narrow" w:cs="Arial"/>
-          <w:b/>
-          <w:sz w:val="20"/>
-          <w:szCs w:val="20"/>
-          <w:highlight w:val="yellow"/>
-          <w:lang w:val="es-ES"/>
-        </w:rPr>
-        <w:fldChar w:fldCharType="begin"/>
-      </w:r>
-      <w:r>
-        <w:rPr>
-          <w:rFonts w:ascii="Arial Narrow" w:eastAsia="Times New Roman" w:hAnsi="Arial Narrow" w:cs="Arial"/>
-          <w:b/>
-          <w:sz w:val="20"/>
-          <w:szCs w:val="20"/>
-          <w:highlight w:val="yellow"/>
-          <w:lang w:val="es-ES"/>
-        </w:rPr>
-        <w:instrText xml:space="preserve"> MERGEFIELD N_DE_EXPEDIENTE_2025 </w:instrText>
-      </w:r>
-      <w:r>
-        <w:rPr>
-          <w:rFonts w:ascii="Arial Narrow" w:eastAsia="Times New Roman" w:hAnsi="Arial Narrow" w:cs="Arial"/>
-          <w:b/>
-          <w:sz w:val="20"/>
-          <w:szCs w:val="20"/>
-          <w:highlight w:val="yellow"/>
-          <w:lang w:val="es-ES"/>
-        </w:rPr>
-        <w:fldChar w:fldCharType="separate"/>
-      </w:r>
-      <w:r>
-        <w:rPr>
-          <w:rFonts w:ascii="Arial Narrow" w:eastAsia="Times New Roman" w:hAnsi="Arial Narrow" w:cs="Arial"/>
-          <w:b/>
-          <w:sz w:val="20"/>
-          <w:szCs w:val="20"/>
-          <w:highlight w:val="yellow"/>
-          <w:lang w:val="es-ES"/>
-        </w:rPr>
-        <w:t>«</w:t>
-      </w:r>
-      <w:r>
-        <w:rPr>
-          <w:rFonts w:ascii="Arial Narrow" w:eastAsia="Times New Roman" w:hAnsi="Arial Narrow" w:cs="Arial"/>
-          <w:b/>
-          <w:sz w:val="20"/>
-          <w:szCs w:val="20"/>
-          <w:highlight w:val="yellow"/>
-          <w:lang w:val="es-ES"/>
-        </w:rPr>
-        <w:t>GIRO</w:t>
-      </w:r>
-      <w:r>
-        <w:rPr>
-          <w:rFonts w:ascii="Arial Narrow" w:eastAsia="Times New Roman" w:hAnsi="Arial Narrow" w:cs="Arial"/>
-          <w:b/>
-          <w:sz w:val="20"/>
-          <w:szCs w:val="20"/>
-          <w:highlight w:val="yellow"/>
-          <w:lang w:val="es-ES"/>
-        </w:rPr>
-        <w:t>»</w:t>
-      </w:r>
-      <w:r>
-        <w:rPr>
-          <w:rFonts w:ascii="Arial Narrow" w:eastAsia="Times New Roman" w:hAnsi="Arial Narrow" w:cs="Arial"/>
-          <w:b/>
-          <w:sz w:val="20"/>
-          <w:szCs w:val="20"/>
-          <w:highlight w:val="yellow"/>
-          <w:lang w:val="es-ES"/>
-        </w:rPr>
-        <w:fldChar w:fldCharType="end"/>
-      </w:r>
-      <w:r>
-        <w:rPr>
-          <w:rFonts w:ascii="Arial Narrow" w:eastAsia="Times New Roman" w:hAnsi="Arial Narrow" w:cs="Arial"/>
-          <w:b/>
-          <w:sz w:val="20"/>
-          <w:szCs w:val="20"/>
-          <w:highlight w:val="yellow"/>
-          <w:lang w:val="es-ES"/>
-        </w:rPr>
-        <w:fldChar w:fldCharType="begin"/>
-      </w:r>
-      <w:r>
-        <w:rPr>
-          <w:rFonts w:ascii="Arial Narrow" w:eastAsia="Times New Roman" w:hAnsi="Arial Narrow" w:cs="Arial"/>
-          <w:b/>
-          <w:sz w:val="20"/>
-          <w:szCs w:val="20"/>
-          <w:highlight w:val="yellow"/>
-          <w:lang w:val="es-ES"/>
-        </w:rPr>
-        <w:instrText xml:space="preserve"> MERGEFIELD N_DE_EXPEDIENTE_2025 </w:instrText>
-      </w:r>
-      <w:r>
-        <w:rPr>
-          <w:rFonts w:ascii="Arial Narrow" w:eastAsia="Times New Roman" w:hAnsi="Arial Narrow" w:cs="Arial"/>
-          <w:b/>
-          <w:sz w:val="20"/>
-          <w:szCs w:val="20"/>
-          <w:highlight w:val="yellow"/>
-          <w:lang w:val="es-ES"/>
-        </w:rPr>
-        <w:fldChar w:fldCharType="separate"/>
-      </w:r>
-      <w:r>
-        <w:rPr>
-          <w:rFonts w:ascii="Arial Narrow" w:eastAsia="Times New Roman" w:hAnsi="Arial Narrow" w:cs="Arial"/>
-          <w:b/>
-          <w:sz w:val="20"/>
-          <w:szCs w:val="20"/>
-          <w:highlight w:val="yellow"/>
-          <w:lang w:val="es-ES"/>
-        </w:rPr>
-        <w:t>«</w:t>
-      </w:r>
-      <w:r>
-        <w:rPr>
-          <w:rFonts w:ascii="Arial Narrow" w:eastAsia="Times New Roman" w:hAnsi="Arial Narrow" w:cs="Arial"/>
-          <w:b/>
-          <w:sz w:val="20"/>
-          <w:szCs w:val="20"/>
-          <w:highlight w:val="yellow"/>
-          <w:lang w:val="es-ES"/>
-        </w:rPr>
-        <w:t>OBS</w:t>
-      </w:r>
-      <w:r>
-        <w:rPr>
-          <w:rFonts w:ascii="Arial Narrow" w:eastAsia="Times New Roman" w:hAnsi="Arial Narrow" w:cs="Arial"/>
-          <w:b/>
-          <w:sz w:val="20"/>
-          <w:szCs w:val="20"/>
-          <w:highlight w:val="yellow"/>
-          <w:lang w:val="es-ES"/>
-        </w:rPr>
-        <w:t>»</w:t>
-      </w:r>
-      <w:r>
-        <w:rPr>
-          <w:rFonts w:ascii="Arial Narrow" w:eastAsia="Times New Roman" w:hAnsi="Arial Narrow" w:cs="Arial"/>
-          <w:b/>
-          <w:sz w:val="20"/>
-          <w:szCs w:val="20"/>
-          <w:highlight w:val="yellow"/>
-          <w:lang w:val="es-ES"/>
-        </w:rPr>
-        <w:fldChar w:fldCharType="end"/>
-      </w:r>
-      <w:r>
-        <w:rPr>
-          <w:rFonts w:ascii="Arial Narrow" w:eastAsia="Times New Roman" w:hAnsi="Arial Narrow" w:cs="Arial"/>
-          <w:sz w:val="20"/>
-          <w:szCs w:val="20"/>
-          <w:lang w:val="es-ES"/>
-        </w:rPr>
-        <w:t>,</w:t>
-      </w:r>
-      <w:r>
-        <w:rPr>
-          <w:rFonts w:ascii="Arial Narrow" w:eastAsia="Times New Roman" w:hAnsi="Arial Narrow" w:cs="Arial"/>
-          <w:spacing w:val="-1"/>
-          <w:sz w:val="20"/>
-          <w:szCs w:val="20"/>
-          <w:lang w:val="es-ES"/>
-        </w:rPr>
-        <w:t xml:space="preserve"> </w:t>
-      </w:r>
-      <w:r>
-        <w:rPr>
-          <w:rFonts w:ascii="Arial Narrow" w:eastAsia="Times New Roman" w:hAnsi="Arial Narrow" w:cs="Arial"/>
-          <w:sz w:val="20"/>
-          <w:szCs w:val="20"/>
-          <w:lang w:val="es-ES"/>
-        </w:rPr>
-        <w:t>ubicado</w:t>
-      </w:r>
-      <w:r>
-        <w:rPr>
-          <w:rFonts w:ascii="Arial Narrow" w:eastAsia="Times New Roman" w:hAnsi="Arial Narrow" w:cs="Arial"/>
-          <w:spacing w:val="-1"/>
-          <w:sz w:val="20"/>
-          <w:szCs w:val="20"/>
-          <w:lang w:val="es-ES"/>
-        </w:rPr>
-        <w:t xml:space="preserve"> </w:t>
-      </w:r>
-      <w:r>
-        <w:rPr>
-          <w:rFonts w:ascii="Arial Narrow" w:eastAsia="Times New Roman" w:hAnsi="Arial Narrow" w:cs="Arial"/>
-          <w:sz w:val="20"/>
-          <w:szCs w:val="20"/>
-          <w:lang w:val="es-ES"/>
-        </w:rPr>
-        <w:t xml:space="preserve">en </w:t>
-      </w:r>
-      <w:r>
-        <w:rPr>
           <w:rFonts w:ascii="Arial" w:hAnsi="Arial" w:cs="Arial"/>
           <w:b/>
           <w:noProof/>
           <w:sz w:val="20"/>
-          <w:highlight w:val="yellow"/>
-        </w:rPr>
-        <w:fldChar w:fldCharType="begin"/>
-      </w:r>
-      <w:r>
-        <w:rPr>
-          <w:rFonts w:ascii="Arial" w:hAnsi="Arial" w:cs="Arial"/>
-          <w:b/>
-          <w:noProof/>
-          <w:sz w:val="20"/>
-          <w:highlight w:val="yellow"/>
-        </w:rPr>
-        <w:instrText xml:space="preserve"> MERGEFIELD DNI </w:instrText>
-      </w:r>
-      <w:r>
-        <w:rPr>
-          <w:rFonts w:ascii="Arial" w:hAnsi="Arial" w:cs="Arial"/>
-          <w:b/>
-          <w:noProof/>
-          <w:sz w:val="20"/>
-          <w:highlight w:val="yellow"/>
-        </w:rPr>
-        <w:fldChar w:fldCharType="separate"/>
-      </w:r>
-      <w:r>
-        <w:rPr>
-          <w:rFonts w:ascii="Arial" w:hAnsi="Arial" w:cs="Arial"/>
-          <w:b/>
-          <w:noProof/>
-          <w:sz w:val="20"/>
-          <w:highlight w:val="yellow"/>
-        </w:rPr>
-        <w:t>«COORD»</w:t>
-      </w:r>
-      <w:r>
-        <w:rPr>
-          <w:rFonts w:ascii="Arial" w:hAnsi="Arial" w:cs="Arial"/>
-          <w:b/>
-          <w:noProof/>
-          <w:sz w:val="20"/>
-          <w:highlight w:val="yellow"/>
-        </w:rPr>
-        <w:fldChar w:fldCharType="end"/>
-      </w:r>
-      <w:r>
-        <w:rPr>
-          <w:rFonts w:ascii="Arial" w:hAnsi="Arial" w:cs="Arial"/>
-          <w:b/>
-          <w:noProof/>
-          <w:sz w:val="20"/>
-        </w:rPr>
-        <w:t xml:space="preserve"> -</w:t>
-      </w:r>
-      <w:r>
-        <w:rPr>
-          <w:rFonts w:ascii="Arial" w:hAnsi="Arial" w:cs="Arial"/>
-          <w:b/>
-          <w:noProof/>
-          <w:sz w:val="20"/>
-        </w:rPr>
-        <w:t xml:space="preserve"> </w:t>
+        </w:rPr>
+        <w:t xml:space="preserve"> - </w:t>
       </w:r>
       <w:r>
         <w:rPr>
@@ -1094,47 +1061,7 @@
           <w:sz w:val="20"/>
           <w:szCs w:val="20"/>
         </w:rPr>
-        <w:t xml:space="preserve">Que, de conformidad con el artículo 194 de la Constitución Política del Perú, la municipalidad distrital es un órgano de gobierno local que goza de autonomía política, económica y administrativa. Asimismo, la Ley Orgánica de Municipalidades – Ley </w:t>
-      </w:r>
-      <w:proofErr w:type="spellStart"/>
-      <w:r>
-        <w:rPr>
-          <w:rFonts w:ascii="Arial Narrow" w:hAnsi="Arial Narrow" w:cs="Arial"/>
-          <w:bCs/>
-          <w:sz w:val="20"/>
-          <w:szCs w:val="20"/>
-        </w:rPr>
-        <w:t>N°</w:t>
-      </w:r>
-      <w:proofErr w:type="spellEnd"/>
-      <w:r>
-        <w:rPr>
-          <w:rFonts w:ascii="Arial Narrow" w:hAnsi="Arial Narrow" w:cs="Arial"/>
-          <w:bCs/>
-          <w:sz w:val="20"/>
-          <w:szCs w:val="20"/>
-        </w:rPr>
-        <w:t xml:space="preserve"> 27972, en concordancia con la Constitución, establece en sus artículos II y VIII de su Título Preliminar que: (i) la autonomía de los gobiernos locales radica en la facultad de ejercer actos de gobierno, administrativos y de administración, con sujeción al ordenamiento jurídico; y, (</w:t>
-      </w:r>
-      <w:proofErr w:type="spellStart"/>
-      <w:r>
-        <w:rPr>
-          <w:rFonts w:ascii="Arial Narrow" w:hAnsi="Arial Narrow" w:cs="Arial"/>
-          <w:bCs/>
-          <w:sz w:val="20"/>
-          <w:szCs w:val="20"/>
-        </w:rPr>
-        <w:t>ii</w:t>
-      </w:r>
-      <w:proofErr w:type="spellEnd"/>
-      <w:r>
-        <w:rPr>
-          <w:rFonts w:ascii="Arial Narrow" w:hAnsi="Arial Narrow" w:cs="Arial"/>
-          <w:bCs/>
-          <w:sz w:val="20"/>
-          <w:szCs w:val="20"/>
-        </w:rPr>
-        <w:t>) los gobiernos locales están sujetos a las leyes y disposiciones que regulan las actividades del funcionamiento del sector público; así como a las normas técnicas referidas a los servicios y bienes públicos, y a los sistemas administrativos del Estado que por su naturaleza son de observancia y cumplimiento obligatorio; de tal manera que sus competencias y funciones municipales se ejercen con armonía con las políticas y planes nacionales</w:t>
+        <w:t>Que, de conformidad con el artículo 194 de la Constitución Política del Perú, la municipalidad distrital es un órgano de gobierno local que goza de autonomía política, económica y administrativa. Asimismo, la Ley Orgánica de Municipalidades – Ley N° 27972, en concordancia con la Constitución, establece en sus artículos II y VIII de su Título Preliminar que: (i) la autonomía de los gobiernos locales radica en la facultad de ejercer actos de gobierno, administrativos y de administración, con sujeción al ordenamiento jurídico; y, (ii) los gobiernos locales están sujetos a las leyes y disposiciones que regulan las actividades del funcionamiento del sector público; así como a las normas técnicas referidas a los servicios y bienes públicos, y a los sistemas administrativos del Estado que por su naturaleza son de observancia y cumplimiento obligatorio; de tal manera que sus competencias y funciones municipales se ejercen con armonía con las políticas y planes nacionales</w:t>
       </w:r>
     </w:p>
     <w:p>
@@ -1328,19 +1255,8 @@
           <w:szCs w:val="20"/>
           <w:lang w:val="es-ES"/>
         </w:rPr>
-        <w:t xml:space="preserve">Ley Orgánica de Municipalidades, Ley </w:t>
-      </w:r>
-      <w:proofErr w:type="spellStart"/>
-      <w:r>
-        <w:rPr>
-          <w:rFonts w:ascii="Arial Narrow" w:eastAsia="Times New Roman" w:hAnsi="Arial Narrow" w:cs="Arial"/>
-          <w:sz w:val="20"/>
-          <w:szCs w:val="20"/>
-          <w:lang w:val="es-ES"/>
-        </w:rPr>
-        <w:t>N°</w:t>
-      </w:r>
-      <w:proofErr w:type="spellEnd"/>
+        <w:t>Ley Orgánica de Municipalidades, Ley N°</w:t>
+      </w:r>
       <w:r>
         <w:rPr>
           <w:rFonts w:ascii="Arial Narrow" w:eastAsia="Times New Roman" w:hAnsi="Arial Narrow" w:cs="Arial"/>
@@ -2690,27 +2606,7 @@
           <w:szCs w:val="20"/>
           <w:lang w:val="es-ES"/>
         </w:rPr>
-        <w:t xml:space="preserve">, modificado por la Ordenanza </w:t>
-      </w:r>
-      <w:proofErr w:type="spellStart"/>
-      <w:r>
-        <w:rPr>
-          <w:rFonts w:ascii="Arial Narrow" w:eastAsia="Times New Roman" w:hAnsi="Arial Narrow" w:cs="Arial"/>
-          <w:sz w:val="20"/>
-          <w:szCs w:val="20"/>
-          <w:lang w:val="es-ES"/>
-        </w:rPr>
-        <w:t>N°</w:t>
-      </w:r>
-      <w:proofErr w:type="spellEnd"/>
-      <w:r>
-        <w:rPr>
-          <w:rFonts w:ascii="Arial Narrow" w:eastAsia="Times New Roman" w:hAnsi="Arial Narrow" w:cs="Arial"/>
-          <w:sz w:val="20"/>
-          <w:szCs w:val="20"/>
-          <w:lang w:val="es-ES"/>
-        </w:rPr>
-        <w:t xml:space="preserve"> 628-MDA</w:t>
+        <w:t>, modificado por la Ordenanza N° 628-MDA</w:t>
       </w:r>
       <w:r>
         <w:rPr>
@@ -3489,27 +3385,15 @@
         </w:rPr>
         <w:t xml:space="preserve"> </w:t>
       </w:r>
-      <w:proofErr w:type="spellStart"/>
-      <w:r>
-        <w:rPr>
-          <w:rFonts w:ascii="Arial Narrow" w:eastAsia="Times New Roman" w:hAnsi="Arial Narrow" w:cs="Arial"/>
-          <w:b/>
-          <w:sz w:val="20"/>
-          <w:szCs w:val="20"/>
-          <w:lang w:val="es-ES"/>
-        </w:rPr>
-        <w:t>N°</w:t>
-      </w:r>
-      <w:proofErr w:type="spellEnd"/>
-      <w:r>
-        <w:rPr>
-          <w:rFonts w:ascii="Arial Narrow" w:eastAsia="Times New Roman" w:hAnsi="Arial Narrow" w:cs="Arial"/>
-          <w:b/>
-          <w:sz w:val="20"/>
-          <w:szCs w:val="20"/>
-          <w:lang w:val="es-ES"/>
-        </w:rPr>
-        <w:t xml:space="preserve"> </w:t>
+      <w:r>
+        <w:rPr>
+          <w:rFonts w:ascii="Arial Narrow" w:eastAsia="Times New Roman" w:hAnsi="Arial Narrow" w:cs="Arial"/>
+          <w:b/>
+          <w:sz w:val="20"/>
+          <w:szCs w:val="20"/>
+          <w:lang w:val="es-ES"/>
+        </w:rPr>
+        <w:t xml:space="preserve">N° </w:t>
       </w:r>
       <w:r>
         <w:rPr>
@@ -3587,17 +3471,6 @@
           <w:lang w:val="es-ES"/>
         </w:rPr>
         <w:fldChar w:fldCharType="end"/>
-      </w:r>
-      <w:r>
-        <w:rPr>
-          <w:rFonts w:ascii="Arial Narrow" w:eastAsia="Times New Roman" w:hAnsi="Arial Narrow" w:cs="Arial"/>
-          <w:b/>
-          <w:sz w:val="20"/>
-          <w:szCs w:val="20"/>
-          <w:highlight w:val="yellow"/>
-          <w:lang w:val="es-ES"/>
-        </w:rPr>
-        <w:t>-2025</w:t>
       </w:r>
       <w:r>
         <w:rPr>
@@ -3871,7 +3744,6 @@
         </w:rPr>
         <w:t xml:space="preserve"> </w:t>
       </w:r>
-      <w:proofErr w:type="spellStart"/>
       <w:r>
         <w:rPr>
           <w:rFonts w:ascii="Arial Narrow" w:eastAsia="Times New Roman" w:hAnsi="Arial Narrow" w:cs="Arial"/>
@@ -3881,7 +3753,6 @@
         </w:rPr>
         <w:t>N°</w:t>
       </w:r>
-      <w:proofErr w:type="spellEnd"/>
       <w:r>
         <w:rPr>
           <w:rFonts w:ascii="Arial Narrow" w:eastAsia="Times New Roman" w:hAnsi="Arial Narrow" w:cs="Arial"/>
@@ -4032,96 +3903,16 @@
           <w:szCs w:val="20"/>
           <w:lang w:val="es-ES"/>
         </w:rPr>
-        <w:t xml:space="preserve">la Ordenanza </w:t>
-      </w:r>
-      <w:proofErr w:type="spellStart"/>
-      <w:r>
-        <w:rPr>
-          <w:rFonts w:ascii="Arial Narrow" w:eastAsia="Times New Roman" w:hAnsi="Arial Narrow" w:cs="Arial"/>
-          <w:sz w:val="20"/>
-          <w:szCs w:val="20"/>
-          <w:lang w:val="es-ES"/>
-        </w:rPr>
-        <w:t>N°</w:t>
-      </w:r>
-      <w:proofErr w:type="spellEnd"/>
-      <w:r>
-        <w:rPr>
-          <w:rFonts w:ascii="Arial Narrow" w:eastAsia="Times New Roman" w:hAnsi="Arial Narrow" w:cs="Arial"/>
-          <w:sz w:val="20"/>
-          <w:szCs w:val="20"/>
-          <w:lang w:val="es-ES"/>
-        </w:rPr>
-        <w:t xml:space="preserve"> 1787-MML, Ordenanza que regula el comercio ambulatorio en los espacios públicos en Lima Metropolitana, y modificatorias; </w:t>
-      </w:r>
-      <w:r>
-        <w:rPr>
-          <w:rFonts w:ascii="Arial Narrow" w:eastAsia="Times New Roman" w:hAnsi="Arial Narrow" w:cs="Arial"/>
-          <w:sz w:val="20"/>
-          <w:szCs w:val="20"/>
-          <w:lang w:val="es-ES"/>
-        </w:rPr>
-        <w:t xml:space="preserve">la Ordenanza </w:t>
-      </w:r>
-      <w:proofErr w:type="spellStart"/>
-      <w:r>
-        <w:rPr>
-          <w:rFonts w:ascii="Arial Narrow" w:eastAsia="Times New Roman" w:hAnsi="Arial Narrow" w:cs="Arial"/>
-          <w:sz w:val="20"/>
-          <w:szCs w:val="20"/>
-          <w:lang w:val="es-ES"/>
-        </w:rPr>
-        <w:t>N°</w:t>
-      </w:r>
-      <w:proofErr w:type="spellEnd"/>
-      <w:r>
-        <w:rPr>
-          <w:rFonts w:ascii="Arial Narrow" w:eastAsia="Times New Roman" w:hAnsi="Arial Narrow" w:cs="Arial"/>
-          <w:sz w:val="20"/>
-          <w:szCs w:val="20"/>
-          <w:lang w:val="es-ES"/>
-        </w:rPr>
-        <w:t xml:space="preserve"> 403-MDA y modificatorias que aprueba el TUPA de la Municipalidad Distrital de Ate; y, el Reglamento de Organización y Funciones (ROF) de la Municipalidad de Ate, aprobado mediante la Ordenanza </w:t>
-      </w:r>
-      <w:proofErr w:type="spellStart"/>
-      <w:r>
-        <w:rPr>
-          <w:rFonts w:ascii="Arial Narrow" w:eastAsia="Times New Roman" w:hAnsi="Arial Narrow" w:cs="Arial"/>
-          <w:sz w:val="20"/>
-          <w:szCs w:val="20"/>
-          <w:lang w:val="es-ES"/>
-        </w:rPr>
-        <w:t>N°</w:t>
-      </w:r>
-      <w:proofErr w:type="spellEnd"/>
-      <w:r>
-        <w:rPr>
-          <w:rFonts w:ascii="Arial Narrow" w:eastAsia="Times New Roman" w:hAnsi="Arial Narrow" w:cs="Arial"/>
-          <w:sz w:val="20"/>
-          <w:szCs w:val="20"/>
-          <w:lang w:val="es-ES"/>
-        </w:rPr>
-        <w:t xml:space="preserve"> 615-MDA y </w:t>
-      </w:r>
-      <w:proofErr w:type="spellStart"/>
-      <w:r>
-        <w:rPr>
-          <w:rFonts w:ascii="Arial Narrow" w:eastAsia="Times New Roman" w:hAnsi="Arial Narrow" w:cs="Arial"/>
-          <w:sz w:val="20"/>
-          <w:szCs w:val="20"/>
-          <w:lang w:val="es-ES"/>
-        </w:rPr>
-        <w:t>Nº</w:t>
-      </w:r>
-      <w:proofErr w:type="spellEnd"/>
-      <w:r>
-        <w:rPr>
-          <w:rFonts w:ascii="Arial Narrow" w:eastAsia="Times New Roman" w:hAnsi="Arial Narrow" w:cs="Arial"/>
-          <w:sz w:val="20"/>
-          <w:szCs w:val="20"/>
-          <w:lang w:val="es-ES"/>
-        </w:rPr>
-        <w:t xml:space="preserve"> 628-MDA.</w:t>
+        <w:t xml:space="preserve">la Ordenanza N° 1787-MML, Ordenanza que regula el comercio ambulatorio en los espacios públicos en Lima Metropolitana, y modificatorias; </w:t>
+      </w:r>
+      <w:r>
+        <w:rPr>
+          <w:rFonts w:ascii="Arial Narrow" w:eastAsia="Times New Roman" w:hAnsi="Arial Narrow" w:cs="Arial"/>
+          <w:sz w:val="20"/>
+          <w:szCs w:val="20"/>
+          <w:lang w:val="es-ES"/>
+        </w:rPr>
+        <w:t>la Ordenanza N° 403-MDA y modificatorias que aprueba el TUPA de la Municipalidad Distrital de Ate; y, el Reglamento de Organización y Funciones (ROF) de la Municipalidad de Ate, aprobado mediante la Ordenanza N° 615-MDA y Nº 628-MDA.</w:t>
       </w:r>
     </w:p>
     <w:p>
@@ -4736,16 +4527,7 @@
           <w:noProof/>
           <w:sz w:val="20"/>
         </w:rPr>
-        <w:t xml:space="preserve"> -</w:t>
-      </w:r>
-      <w:r>
-        <w:rPr>
-          <w:rFonts w:ascii="Arial" w:hAnsi="Arial" w:cs="Arial"/>
-          <w:b/>
-          <w:noProof/>
-          <w:sz w:val="20"/>
-        </w:rPr>
-        <w:t xml:space="preserve"> </w:t>
+        <w:t xml:space="preserve"> - </w:t>
       </w:r>
       <w:r>
         <w:rPr>
@@ -6521,31 +6303,7 @@
           <w:szCs w:val="20"/>
           <w:lang w:val="es-ES"/>
         </w:rPr>
-        <w:t>RMCV/</w:t>
-      </w:r>
-      <w:proofErr w:type="spellStart"/>
-      <w:r>
-        <w:rPr>
-          <w:rFonts w:ascii="Arial Narrow" w:hAnsi="Arial Narrow" w:cs="Arial"/>
-          <w:b/>
-          <w:color w:val="7F7F7F" w:themeColor="text1" w:themeTint="80"/>
-          <w:sz w:val="20"/>
-          <w:szCs w:val="20"/>
-          <w:lang w:val="es-ES"/>
-        </w:rPr>
-        <w:t>sss</w:t>
-      </w:r>
-      <w:proofErr w:type="spellEnd"/>
-      <w:r>
-        <w:rPr>
-          <w:rFonts w:ascii="Arial Narrow" w:hAnsi="Arial Narrow" w:cs="Arial"/>
-          <w:b/>
-          <w:color w:val="7F7F7F" w:themeColor="text1" w:themeTint="80"/>
-          <w:sz w:val="20"/>
-          <w:szCs w:val="20"/>
-          <w:lang w:val="es-ES"/>
-        </w:rPr>
-        <w:t xml:space="preserve"> </w:t>
+        <w:t xml:space="preserve">RMCV/sss </w:t>
       </w:r>
     </w:p>
     <w:p>
@@ -6560,7 +6318,6 @@
           <w:u w:val="single"/>
         </w:rPr>
       </w:pPr>
-      <w:proofErr w:type="spellStart"/>
       <w:r>
         <w:rPr>
           <w:rFonts w:ascii="Arial Narrow" w:hAnsi="Arial Narrow" w:cs="Arial"/>
@@ -6570,52 +6327,27 @@
           <w:szCs w:val="20"/>
           <w:lang w:val="es-ES"/>
         </w:rPr>
-        <w:t>cc.</w:t>
-      </w:r>
-      <w:proofErr w:type="spellEnd"/>
+        <w:t>cc.:</w:t>
+      </w:r>
       <w:r>
         <w:rPr>
           <w:rFonts w:ascii="Arial Narrow" w:hAnsi="Arial Narrow" w:cs="Arial"/>
+          <w:sz w:val="20"/>
+          <w:szCs w:val="20"/>
+          <w:lang w:val="es-ES"/>
+        </w:rPr>
+        <w:t xml:space="preserve"> </w:t>
+      </w:r>
+      <w:r>
+        <w:rPr>
+          <w:rFonts w:ascii="Arial Narrow" w:hAnsi="Arial Narrow" w:cs="Arial"/>
           <w:b/>
           <w:color w:val="7F7F7F" w:themeColor="text1" w:themeTint="80"/>
           <w:sz w:val="20"/>
           <w:szCs w:val="20"/>
           <w:lang w:val="es-ES"/>
         </w:rPr>
-        <w:t>:</w:t>
-      </w:r>
-      <w:r>
-        <w:rPr>
-          <w:rFonts w:ascii="Arial Narrow" w:hAnsi="Arial Narrow" w:cs="Arial"/>
-          <w:sz w:val="20"/>
-          <w:szCs w:val="20"/>
-          <w:lang w:val="es-ES"/>
-        </w:rPr>
-        <w:t xml:space="preserve"> </w:t>
-      </w:r>
-      <w:proofErr w:type="spellStart"/>
-      <w:r>
-        <w:rPr>
-          <w:rFonts w:ascii="Arial Narrow" w:hAnsi="Arial Narrow" w:cs="Arial"/>
-          <w:b/>
-          <w:color w:val="7F7F7F" w:themeColor="text1" w:themeTint="80"/>
-          <w:sz w:val="20"/>
-          <w:szCs w:val="20"/>
-          <w:lang w:val="es-ES"/>
-        </w:rPr>
-        <w:t>cc.</w:t>
-      </w:r>
-      <w:proofErr w:type="spellEnd"/>
-      <w:r>
-        <w:rPr>
-          <w:rFonts w:ascii="Arial Narrow" w:hAnsi="Arial Narrow" w:cs="Arial"/>
-          <w:b/>
-          <w:color w:val="7F7F7F" w:themeColor="text1" w:themeTint="80"/>
-          <w:sz w:val="20"/>
-          <w:szCs w:val="20"/>
-          <w:lang w:val="es-ES"/>
-        </w:rPr>
-        <w:t>:</w:t>
+        <w:t>cc.:</w:t>
       </w:r>
     </w:p>
     <w:sectPr>
@@ -6631,7 +6363,7 @@
 </file>
 
 <file path=word/endnotes.xml><?xml version="1.0" encoding="utf-8"?>
-<w:endnotes xmlns:wpc="http://schemas.microsoft.com/office/word/2010/wordprocessingCanvas" xmlns:cx="http://schemas.microsoft.com/office/drawing/2014/chartex" xmlns:cx1="http://schemas.microsoft.com/office/drawing/2015/9/8/chartex" xmlns:cx2="http://schemas.microsoft.com/office/drawing/2015/10/21/chartex" xmlns:cx3="http://schemas.microsoft.com/office/drawing/2016/5/9/chartex" xmlns:cx4="http://schemas.microsoft.com/office/drawing/2016/5/10/chartex" xmlns:cx5="http://schemas.microsoft.com/office/drawing/2016/5/11/chartex" xmlns:cx6="http://schemas.microsoft.com/office/drawing/2016/5/12/chartex" xmlns:cx7="http://schemas.microsoft.com/office/drawing/2016/5/13/chartex" xmlns:cx8="http://schemas.microsoft.com/office/drawing/2016/5/14/chartex" xmlns:mc="http://schemas.openxmlformats.org/markup-compatibility/2006" xmlns:aink="http://schemas.microsoft.com/office/drawing/2016/ink" xmlns:am3d="http://schemas.microsoft.com/office/drawing/2017/model3d" xmlns:o="urn:schemas-microsoft-com:office:office" xmlns:oel="http://schemas.microsoft.com/office/2019/extlst" xmlns:r="http://schemas.openxmlformats.org/officeDocument/2006/relationships" xmlns:m="http://schemas.openxmlformats.org/officeDocument/2006/math" xmlns:v="urn:schemas-microsoft-com:vml" xmlns:wp14="http://schemas.microsoft.com/office/word/2010/wordprocessingDrawing" xmlns:wp="http://schemas.openxmlformats.org/drawingml/2006/wordprocessingDrawing" xmlns:w10="urn:schemas-microsoft-com:office:word" xmlns:w="http://schemas.openxmlformats.org/wordprocessingml/2006/main" xmlns:w14="http://schemas.microsoft.com/office/word/2010/wordml" xmlns:w15="http://schemas.microsoft.com/office/word/2012/wordml" xmlns:w16cex="http://schemas.microsoft.com/office/word/2018/wordml/cex" xmlns:w16cid="http://schemas.microsoft.com/office/word/2016/wordml/cid" xmlns:w16="http://schemas.microsoft.com/office/word/2018/wordml" xmlns:w16du="http://schemas.microsoft.com/office/word/2023/wordml/word16du" xmlns:w16sdtdh="http://schemas.microsoft.com/office/word/2020/wordml/sdtdatahash" xmlns:w16se="http://schemas.microsoft.com/office/word/2015/wordml/symex" xmlns:wpg="http://schemas.microsoft.com/office/word/2010/wordprocessingGroup" xmlns:wpi="http://schemas.microsoft.com/office/word/2010/wordprocessingInk" xmlns:wne="http://schemas.microsoft.com/office/word/2006/wordml" xmlns:wps="http://schemas.microsoft.com/office/word/2010/wordprocessingShape" mc:Ignorable="w14 w15 w16se w16cid w16 w16cex w16sdtdh w16du wp14">
+<w:endnotes xmlns:wpc="http://schemas.microsoft.com/office/word/2010/wordprocessingCanvas" xmlns:cx="http://schemas.microsoft.com/office/drawing/2014/chartex" xmlns:cx1="http://schemas.microsoft.com/office/drawing/2015/9/8/chartex" xmlns:cx2="http://schemas.microsoft.com/office/drawing/2015/10/21/chartex" xmlns:cx3="http://schemas.microsoft.com/office/drawing/2016/5/9/chartex" xmlns:cx4="http://schemas.microsoft.com/office/drawing/2016/5/10/chartex" xmlns:cx5="http://schemas.microsoft.com/office/drawing/2016/5/11/chartex" xmlns:cx6="http://schemas.microsoft.com/office/drawing/2016/5/12/chartex" xmlns:cx7="http://schemas.microsoft.com/office/drawing/2016/5/13/chartex" xmlns:cx8="http://schemas.microsoft.com/office/drawing/2016/5/14/chartex" xmlns:mc="http://schemas.openxmlformats.org/markup-compatibility/2006" xmlns:aink="http://schemas.microsoft.com/office/drawing/2016/ink" xmlns:am3d="http://schemas.microsoft.com/office/drawing/2017/model3d" xmlns:o="urn:schemas-microsoft-com:office:office" xmlns:oel="http://schemas.microsoft.com/office/2019/extlst" xmlns:r="http://schemas.openxmlformats.org/officeDocument/2006/relationships" xmlns:m="http://schemas.openxmlformats.org/officeDocument/2006/math" xmlns:v="urn:schemas-microsoft-com:vml" xmlns:wp14="http://schemas.microsoft.com/office/word/2010/wordprocessingDrawing" xmlns:wp="http://schemas.openxmlformats.org/drawingml/2006/wordprocessingDrawing" xmlns:w10="urn:schemas-microsoft-com:office:word" xmlns:w="http://schemas.openxmlformats.org/wordprocessingml/2006/main" xmlns:w14="http://schemas.microsoft.com/office/word/2010/wordml" xmlns:w15="http://schemas.microsoft.com/office/word/2012/wordml" xmlns:w16cex="http://schemas.microsoft.com/office/word/2018/wordml/cex" xmlns:w16cid="http://schemas.microsoft.com/office/word/2016/wordml/cid" xmlns:w16="http://schemas.microsoft.com/office/word/2018/wordml" xmlns:w16du="http://schemas.microsoft.com/office/word/2023/wordml/word16du" xmlns:w16sdtdh="http://schemas.microsoft.com/office/word/2020/wordml/sdtdatahash" xmlns:w16sdtfl="http://schemas.microsoft.com/office/word/2024/wordml/sdtformatlock" xmlns:w16se="http://schemas.microsoft.com/office/word/2015/wordml/symex" xmlns:wpg="http://schemas.microsoft.com/office/word/2010/wordprocessingGroup" xmlns:wpi="http://schemas.microsoft.com/office/word/2010/wordprocessingInk" xmlns:wne="http://schemas.microsoft.com/office/word/2006/wordml" xmlns:wps="http://schemas.microsoft.com/office/word/2010/wordprocessingShape" mc:Ignorable="w14 w15 w16se w16cid w16 w16cex w16sdtdh w16sdtfl w16du wp14">
   <w:endnote w:type="separator" w:id="-1">
     <w:p>
       <w:pPr>
@@ -6656,7 +6388,7 @@
 </file>
 
 <file path=word/footer1.xml><?xml version="1.0" encoding="utf-8"?>
-<w:ftr xmlns:wpc="http://schemas.microsoft.com/office/word/2010/wordprocessingCanvas" xmlns:cx="http://schemas.microsoft.com/office/drawing/2014/chartex" xmlns:cx1="http://schemas.microsoft.com/office/drawing/2015/9/8/chartex" xmlns:cx2="http://schemas.microsoft.com/office/drawing/2015/10/21/chartex" xmlns:cx3="http://schemas.microsoft.com/office/drawing/2016/5/9/chartex" xmlns:cx4="http://schemas.microsoft.com/office/drawing/2016/5/10/chartex" xmlns:cx5="http://schemas.microsoft.com/office/drawing/2016/5/11/chartex" xmlns:cx6="http://schemas.microsoft.com/office/drawing/2016/5/12/chartex" xmlns:cx7="http://schemas.microsoft.com/office/drawing/2016/5/13/chartex" xmlns:cx8="http://schemas.microsoft.com/office/drawing/2016/5/14/chartex" xmlns:mc="http://schemas.openxmlformats.org/markup-compatibility/2006" xmlns:aink="http://schemas.microsoft.com/office/drawing/2016/ink" xmlns:am3d="http://schemas.microsoft.com/office/drawing/2017/model3d" xmlns:o="urn:schemas-microsoft-com:office:office" xmlns:oel="http://schemas.microsoft.com/office/2019/extlst" xmlns:r="http://schemas.openxmlformats.org/officeDocument/2006/relationships" xmlns:m="http://schemas.openxmlformats.org/officeDocument/2006/math" xmlns:v="urn:schemas-microsoft-com:vml" xmlns:wp14="http://schemas.microsoft.com/office/word/2010/wordprocessingDrawing" xmlns:wp="http://schemas.openxmlformats.org/drawingml/2006/wordprocessingDrawing" xmlns:w10="urn:schemas-microsoft-com:office:word" xmlns:w="http://schemas.openxmlformats.org/wordprocessingml/2006/main" xmlns:w14="http://schemas.microsoft.com/office/word/2010/wordml" xmlns:w15="http://schemas.microsoft.com/office/word/2012/wordml" xmlns:w16cex="http://schemas.microsoft.com/office/word/2018/wordml/cex" xmlns:w16cid="http://schemas.microsoft.com/office/word/2016/wordml/cid" xmlns:w16="http://schemas.microsoft.com/office/word/2018/wordml" xmlns:w16du="http://schemas.microsoft.com/office/word/2023/wordml/word16du" xmlns:w16sdtdh="http://schemas.microsoft.com/office/word/2020/wordml/sdtdatahash" xmlns:w16se="http://schemas.microsoft.com/office/word/2015/wordml/symex" xmlns:wpg="http://schemas.microsoft.com/office/word/2010/wordprocessingGroup" xmlns:wpi="http://schemas.microsoft.com/office/word/2010/wordprocessingInk" xmlns:wne="http://schemas.microsoft.com/office/word/2006/wordml" xmlns:wps="http://schemas.microsoft.com/office/word/2010/wordprocessingShape" mc:Ignorable="w14 w15 w16se w16cid w16 w16cex w16sdtdh w16du wp14">
+<w:ftr xmlns:wpc="http://schemas.microsoft.com/office/word/2010/wordprocessingCanvas" xmlns:cx="http://schemas.microsoft.com/office/drawing/2014/chartex" xmlns:cx1="http://schemas.microsoft.com/office/drawing/2015/9/8/chartex" xmlns:cx2="http://schemas.microsoft.com/office/drawing/2015/10/21/chartex" xmlns:cx3="http://schemas.microsoft.com/office/drawing/2016/5/9/chartex" xmlns:cx4="http://schemas.microsoft.com/office/drawing/2016/5/10/chartex" xmlns:cx5="http://schemas.microsoft.com/office/drawing/2016/5/11/chartex" xmlns:cx6="http://schemas.microsoft.com/office/drawing/2016/5/12/chartex" xmlns:cx7="http://schemas.microsoft.com/office/drawing/2016/5/13/chartex" xmlns:cx8="http://schemas.microsoft.com/office/drawing/2016/5/14/chartex" xmlns:mc="http://schemas.openxmlformats.org/markup-compatibility/2006" xmlns:aink="http://schemas.microsoft.com/office/drawing/2016/ink" xmlns:am3d="http://schemas.microsoft.com/office/drawing/2017/model3d" xmlns:o="urn:schemas-microsoft-com:office:office" xmlns:oel="http://schemas.microsoft.com/office/2019/extlst" xmlns:r="http://schemas.openxmlformats.org/officeDocument/2006/relationships" xmlns:m="http://schemas.openxmlformats.org/officeDocument/2006/math" xmlns:v="urn:schemas-microsoft-com:vml" xmlns:wp14="http://schemas.microsoft.com/office/word/2010/wordprocessingDrawing" xmlns:wp="http://schemas.openxmlformats.org/drawingml/2006/wordprocessingDrawing" xmlns:w10="urn:schemas-microsoft-com:office:word" xmlns:w="http://schemas.openxmlformats.org/wordprocessingml/2006/main" xmlns:w14="http://schemas.microsoft.com/office/word/2010/wordml" xmlns:w15="http://schemas.microsoft.com/office/word/2012/wordml" xmlns:w16cex="http://schemas.microsoft.com/office/word/2018/wordml/cex" xmlns:w16cid="http://schemas.microsoft.com/office/word/2016/wordml/cid" xmlns:w16="http://schemas.microsoft.com/office/word/2018/wordml" xmlns:w16du="http://schemas.microsoft.com/office/word/2023/wordml/word16du" xmlns:w16sdtdh="http://schemas.microsoft.com/office/word/2020/wordml/sdtdatahash" xmlns:w16sdtfl="http://schemas.microsoft.com/office/word/2024/wordml/sdtformatlock" xmlns:w16se="http://schemas.microsoft.com/office/word/2015/wordml/symex" xmlns:wpg="http://schemas.microsoft.com/office/word/2010/wordprocessingGroup" xmlns:wpi="http://schemas.microsoft.com/office/word/2010/wordprocessingInk" xmlns:wne="http://schemas.microsoft.com/office/word/2006/wordml" xmlns:wps="http://schemas.microsoft.com/office/word/2010/wordprocessingShape" mc:Ignorable="w14 w15 w16se w16cid w16 w16cex w16sdtdh w16sdtfl w16du wp14">
   <w:p>
     <w:pPr>
       <w:pStyle w:val="Sinespaciado"/>
@@ -7046,7 +6778,7 @@
 </file>
 
 <file path=word/footnotes.xml><?xml version="1.0" encoding="utf-8"?>
-<w:footnotes xmlns:wpc="http://schemas.microsoft.com/office/word/2010/wordprocessingCanvas" xmlns:cx="http://schemas.microsoft.com/office/drawing/2014/chartex" xmlns:cx1="http://schemas.microsoft.com/office/drawing/2015/9/8/chartex" xmlns:cx2="http://schemas.microsoft.com/office/drawing/2015/10/21/chartex" xmlns:cx3="http://schemas.microsoft.com/office/drawing/2016/5/9/chartex" xmlns:cx4="http://schemas.microsoft.com/office/drawing/2016/5/10/chartex" xmlns:cx5="http://schemas.microsoft.com/office/drawing/2016/5/11/chartex" xmlns:cx6="http://schemas.microsoft.com/office/drawing/2016/5/12/chartex" xmlns:cx7="http://schemas.microsoft.com/office/drawing/2016/5/13/chartex" xmlns:cx8="http://schemas.microsoft.com/office/drawing/2016/5/14/chartex" xmlns:mc="http://schemas.openxmlformats.org/markup-compatibility/2006" xmlns:aink="http://schemas.microsoft.com/office/drawing/2016/ink" xmlns:am3d="http://schemas.microsoft.com/office/drawing/2017/model3d" xmlns:o="urn:schemas-microsoft-com:office:office" xmlns:oel="http://schemas.microsoft.com/office/2019/extlst" xmlns:r="http://schemas.openxmlformats.org/officeDocument/2006/relationships" xmlns:m="http://schemas.openxmlformats.org/officeDocument/2006/math" xmlns:v="urn:schemas-microsoft-com:vml" xmlns:wp14="http://schemas.microsoft.com/office/word/2010/wordprocessingDrawing" xmlns:wp="http://schemas.openxmlformats.org/drawingml/2006/wordprocessingDrawing" xmlns:w10="urn:schemas-microsoft-com:office:word" xmlns:w="http://schemas.openxmlformats.org/wordprocessingml/2006/main" xmlns:w14="http://schemas.microsoft.com/office/word/2010/wordml" xmlns:w15="http://schemas.microsoft.com/office/word/2012/wordml" xmlns:w16cex="http://schemas.microsoft.com/office/word/2018/wordml/cex" xmlns:w16cid="http://schemas.microsoft.com/office/word/2016/wordml/cid" xmlns:w16="http://schemas.microsoft.com/office/word/2018/wordml" xmlns:w16du="http://schemas.microsoft.com/office/word/2023/wordml/word16du" xmlns:w16sdtdh="http://schemas.microsoft.com/office/word/2020/wordml/sdtdatahash" xmlns:w16se="http://schemas.microsoft.com/office/word/2015/wordml/symex" xmlns:wpg="http://schemas.microsoft.com/office/word/2010/wordprocessingGroup" xmlns:wpi="http://schemas.microsoft.com/office/word/2010/wordprocessingInk" xmlns:wne="http://schemas.microsoft.com/office/word/2006/wordml" xmlns:wps="http://schemas.microsoft.com/office/word/2010/wordprocessingShape" mc:Ignorable="w14 w15 w16se w16cid w16 w16cex w16sdtdh w16du wp14">
+<w:footnotes xmlns:wpc="http://schemas.microsoft.com/office/word/2010/wordprocessingCanvas" xmlns:cx="http://schemas.microsoft.com/office/drawing/2014/chartex" xmlns:cx1="http://schemas.microsoft.com/office/drawing/2015/9/8/chartex" xmlns:cx2="http://schemas.microsoft.com/office/drawing/2015/10/21/chartex" xmlns:cx3="http://schemas.microsoft.com/office/drawing/2016/5/9/chartex" xmlns:cx4="http://schemas.microsoft.com/office/drawing/2016/5/10/chartex" xmlns:cx5="http://schemas.microsoft.com/office/drawing/2016/5/11/chartex" xmlns:cx6="http://schemas.microsoft.com/office/drawing/2016/5/12/chartex" xmlns:cx7="http://schemas.microsoft.com/office/drawing/2016/5/13/chartex" xmlns:cx8="http://schemas.microsoft.com/office/drawing/2016/5/14/chartex" xmlns:mc="http://schemas.openxmlformats.org/markup-compatibility/2006" xmlns:aink="http://schemas.microsoft.com/office/drawing/2016/ink" xmlns:am3d="http://schemas.microsoft.com/office/drawing/2017/model3d" xmlns:o="urn:schemas-microsoft-com:office:office" xmlns:oel="http://schemas.microsoft.com/office/2019/extlst" xmlns:r="http://schemas.openxmlformats.org/officeDocument/2006/relationships" xmlns:m="http://schemas.openxmlformats.org/officeDocument/2006/math" xmlns:v="urn:schemas-microsoft-com:vml" xmlns:wp14="http://schemas.microsoft.com/office/word/2010/wordprocessingDrawing" xmlns:wp="http://schemas.openxmlformats.org/drawingml/2006/wordprocessingDrawing" xmlns:w10="urn:schemas-microsoft-com:office:word" xmlns:w="http://schemas.openxmlformats.org/wordprocessingml/2006/main" xmlns:w14="http://schemas.microsoft.com/office/word/2010/wordml" xmlns:w15="http://schemas.microsoft.com/office/word/2012/wordml" xmlns:w16cex="http://schemas.microsoft.com/office/word/2018/wordml/cex" xmlns:w16cid="http://schemas.microsoft.com/office/word/2016/wordml/cid" xmlns:w16="http://schemas.microsoft.com/office/word/2018/wordml" xmlns:w16du="http://schemas.microsoft.com/office/word/2023/wordml/word16du" xmlns:w16sdtdh="http://schemas.microsoft.com/office/word/2020/wordml/sdtdatahash" xmlns:w16sdtfl="http://schemas.microsoft.com/office/word/2024/wordml/sdtformatlock" xmlns:w16se="http://schemas.microsoft.com/office/word/2015/wordml/symex" xmlns:wpg="http://schemas.microsoft.com/office/word/2010/wordprocessingGroup" xmlns:wpi="http://schemas.microsoft.com/office/word/2010/wordprocessingInk" xmlns:wne="http://schemas.microsoft.com/office/word/2006/wordml" xmlns:wps="http://schemas.microsoft.com/office/word/2010/wordprocessingShape" mc:Ignorable="w14 w15 w16se w16cid w16 w16cex w16sdtdh w16sdtfl w16du wp14">
   <w:footnote w:type="separator" w:id="-1">
     <w:p>
       <w:pPr>
@@ -7071,7 +6803,7 @@
 </file>
 
 <file path=word/header1.xml><?xml version="1.0" encoding="utf-8"?>
-<w:hdr xmlns:wpc="http://schemas.microsoft.com/office/word/2010/wordprocessingCanvas" xmlns:cx="http://schemas.microsoft.com/office/drawing/2014/chartex" xmlns:cx1="http://schemas.microsoft.com/office/drawing/2015/9/8/chartex" xmlns:cx2="http://schemas.microsoft.com/office/drawing/2015/10/21/chartex" xmlns:cx3="http://schemas.microsoft.com/office/drawing/2016/5/9/chartex" xmlns:cx4="http://schemas.microsoft.com/office/drawing/2016/5/10/chartex" xmlns:cx5="http://schemas.microsoft.com/office/drawing/2016/5/11/chartex" xmlns:cx6="http://schemas.microsoft.com/office/drawing/2016/5/12/chartex" xmlns:cx7="http://schemas.microsoft.com/office/drawing/2016/5/13/chartex" xmlns:cx8="http://schemas.microsoft.com/office/drawing/2016/5/14/chartex" xmlns:mc="http://schemas.openxmlformats.org/markup-compatibility/2006" xmlns:aink="http://schemas.microsoft.com/office/drawing/2016/ink" xmlns:am3d="http://schemas.microsoft.com/office/drawing/2017/model3d" xmlns:o="urn:schemas-microsoft-com:office:office" xmlns:oel="http://schemas.microsoft.com/office/2019/extlst" xmlns:r="http://schemas.openxmlformats.org/officeDocument/2006/relationships" xmlns:m="http://schemas.openxmlformats.org/officeDocument/2006/math" xmlns:v="urn:schemas-microsoft-com:vml" xmlns:wp14="http://schemas.microsoft.com/office/word/2010/wordprocessingDrawing" xmlns:wp="http://schemas.openxmlformats.org/drawingml/2006/wordprocessingDrawing" xmlns:w10="urn:schemas-microsoft-com:office:word" xmlns:w="http://schemas.openxmlformats.org/wordprocessingml/2006/main" xmlns:w14="http://schemas.microsoft.com/office/word/2010/wordml" xmlns:w15="http://schemas.microsoft.com/office/word/2012/wordml" xmlns:w16cex="http://schemas.microsoft.com/office/word/2018/wordml/cex" xmlns:w16cid="http://schemas.microsoft.com/office/word/2016/wordml/cid" xmlns:w16="http://schemas.microsoft.com/office/word/2018/wordml" xmlns:w16du="http://schemas.microsoft.com/office/word/2023/wordml/word16du" xmlns:w16sdtdh="http://schemas.microsoft.com/office/word/2020/wordml/sdtdatahash" xmlns:w16se="http://schemas.microsoft.com/office/word/2015/wordml/symex" xmlns:wpg="http://schemas.microsoft.com/office/word/2010/wordprocessingGroup" xmlns:wpi="http://schemas.microsoft.com/office/word/2010/wordprocessingInk" xmlns:wne="http://schemas.microsoft.com/office/word/2006/wordml" xmlns:wps="http://schemas.microsoft.com/office/word/2010/wordprocessingShape" mc:Ignorable="w14 w15 w16se w16cid w16 w16cex w16sdtdh w16du wp14">
+<w:hdr xmlns:wpc="http://schemas.microsoft.com/office/word/2010/wordprocessingCanvas" xmlns:cx="http://schemas.microsoft.com/office/drawing/2014/chartex" xmlns:cx1="http://schemas.microsoft.com/office/drawing/2015/9/8/chartex" xmlns:cx2="http://schemas.microsoft.com/office/drawing/2015/10/21/chartex" xmlns:cx3="http://schemas.microsoft.com/office/drawing/2016/5/9/chartex" xmlns:cx4="http://schemas.microsoft.com/office/drawing/2016/5/10/chartex" xmlns:cx5="http://schemas.microsoft.com/office/drawing/2016/5/11/chartex" xmlns:cx6="http://schemas.microsoft.com/office/drawing/2016/5/12/chartex" xmlns:cx7="http://schemas.microsoft.com/office/drawing/2016/5/13/chartex" xmlns:cx8="http://schemas.microsoft.com/office/drawing/2016/5/14/chartex" xmlns:mc="http://schemas.openxmlformats.org/markup-compatibility/2006" xmlns:aink="http://schemas.microsoft.com/office/drawing/2016/ink" xmlns:am3d="http://schemas.microsoft.com/office/drawing/2017/model3d" xmlns:o="urn:schemas-microsoft-com:office:office" xmlns:oel="http://schemas.microsoft.com/office/2019/extlst" xmlns:r="http://schemas.openxmlformats.org/officeDocument/2006/relationships" xmlns:m="http://schemas.openxmlformats.org/officeDocument/2006/math" xmlns:v="urn:schemas-microsoft-com:vml" xmlns:wp14="http://schemas.microsoft.com/office/word/2010/wordprocessingDrawing" xmlns:wp="http://schemas.openxmlformats.org/drawingml/2006/wordprocessingDrawing" xmlns:w10="urn:schemas-microsoft-com:office:word" xmlns:w="http://schemas.openxmlformats.org/wordprocessingml/2006/main" xmlns:w14="http://schemas.microsoft.com/office/word/2010/wordml" xmlns:w15="http://schemas.microsoft.com/office/word/2012/wordml" xmlns:w16cex="http://schemas.microsoft.com/office/word/2018/wordml/cex" xmlns:w16cid="http://schemas.microsoft.com/office/word/2016/wordml/cid" xmlns:w16="http://schemas.microsoft.com/office/word/2018/wordml" xmlns:w16du="http://schemas.microsoft.com/office/word/2023/wordml/word16du" xmlns:w16sdtdh="http://schemas.microsoft.com/office/word/2020/wordml/sdtdatahash" xmlns:w16sdtfl="http://schemas.microsoft.com/office/word/2024/wordml/sdtformatlock" xmlns:w16se="http://schemas.microsoft.com/office/word/2015/wordml/symex" xmlns:wpg="http://schemas.microsoft.com/office/word/2010/wordprocessingGroup" xmlns:wpi="http://schemas.microsoft.com/office/word/2010/wordprocessingInk" xmlns:wne="http://schemas.microsoft.com/office/word/2006/wordml" xmlns:wps="http://schemas.microsoft.com/office/word/2010/wordprocessingShape" mc:Ignorable="w14 w15 w16se w16cid w16 w16cex w16sdtdh w16sdtfl w16du wp14">
   <w:p>
     <w:pPr>
       <w:pStyle w:val="Encabezado"/>
@@ -7539,7 +7271,7 @@
 </file>
 
 <file path=word/styles.xml><?xml version="1.0" encoding="utf-8"?>
-<w:styles xmlns:mc="http://schemas.openxmlformats.org/markup-compatibility/2006" xmlns:r="http://schemas.openxmlformats.org/officeDocument/2006/relationships" xmlns:w="http://schemas.openxmlformats.org/wordprocessingml/2006/main" xmlns:w14="http://schemas.microsoft.com/office/word/2010/wordml" xmlns:w15="http://schemas.microsoft.com/office/word/2012/wordml" xmlns:w16cex="http://schemas.microsoft.com/office/word/2018/wordml/cex" xmlns:w16cid="http://schemas.microsoft.com/office/word/2016/wordml/cid" xmlns:w16="http://schemas.microsoft.com/office/word/2018/wordml" xmlns:w16du="http://schemas.microsoft.com/office/word/2023/wordml/word16du" xmlns:w16sdtdh="http://schemas.microsoft.com/office/word/2020/wordml/sdtdatahash" xmlns:w16se="http://schemas.microsoft.com/office/word/2015/wordml/symex" mc:Ignorable="w14 w15 w16se w16cid w16 w16cex w16sdtdh w16du">
+<w:styles xmlns:mc="http://schemas.openxmlformats.org/markup-compatibility/2006" xmlns:r="http://schemas.openxmlformats.org/officeDocument/2006/relationships" xmlns:w="http://schemas.openxmlformats.org/wordprocessingml/2006/main" xmlns:w14="http://schemas.microsoft.com/office/word/2010/wordml" xmlns:w15="http://schemas.microsoft.com/office/word/2012/wordml" xmlns:w16cex="http://schemas.microsoft.com/office/word/2018/wordml/cex" xmlns:w16cid="http://schemas.microsoft.com/office/word/2016/wordml/cid" xmlns:w16="http://schemas.microsoft.com/office/word/2018/wordml" xmlns:w16du="http://schemas.microsoft.com/office/word/2023/wordml/word16du" xmlns:w16sdtdh="http://schemas.microsoft.com/office/word/2020/wordml/sdtdatahash" xmlns:w16sdtfl="http://schemas.microsoft.com/office/word/2024/wordml/sdtformatlock" xmlns:w16se="http://schemas.microsoft.com/office/word/2015/wordml/symex" mc:Ignorable="w14 w15 w16se w16cid w16 w16cex w16sdtdh w16sdtfl w16du">
   <w:docDefaults>
     <w:rPrDefault>
       <w:rPr>
